--- a/Диплом.docx
+++ b/Диплом.docx
@@ -280,6 +280,144 @@
       </w:pPr>
       <w:r>
         <w:rPr/>
+      </w:r>
+    </w:p>
+    <w:p>
+      <w:pPr>
+        <w:pStyle w:val="Normal"/>
+        <w:bidi w:val="0"/>
+        <w:jc w:val="start"/>
+        <w:rPr/>
+      </w:pPr>
+      <w:r>
+        <w:drawing>
+          <wp:anchor behindDoc="0" distT="0" distB="0" distL="0" distR="0" simplePos="0" locked="0" layoutInCell="0" allowOverlap="1" relativeHeight="6">
+            <wp:simplePos x="0" y="0"/>
+            <wp:positionH relativeFrom="column">
+              <wp:align>center</wp:align>
+            </wp:positionH>
+            <wp:positionV relativeFrom="paragraph">
+              <wp:posOffset>635</wp:posOffset>
+            </wp:positionV>
+            <wp:extent cx="6120130" cy="4071620"/>
+            <wp:effectExtent l="0" t="0" r="0" b="0"/>
+            <wp:wrapSquare wrapText="largest"/>
+            <wp:docPr id="5" name="Изображение5" descr="" title=""/>
+            <wp:cNvGraphicFramePr>
+              <a:graphicFrameLocks xmlns:a="http://schemas.openxmlformats.org/drawingml/2006/main" noChangeAspect="1"/>
+            </wp:cNvGraphicFramePr>
+            <a:graphic xmlns:a="http://schemas.openxmlformats.org/drawingml/2006/main">
+              <a:graphicData uri="http://schemas.openxmlformats.org/drawingml/2006/picture">
+                <pic:pic xmlns:pic="http://schemas.openxmlformats.org/drawingml/2006/picture">
+                  <pic:nvPicPr>
+                    <pic:cNvPr id="5" name="Изображение5" descr="" title=""/>
+                    <pic:cNvPicPr>
+                      <a:picLocks noChangeAspect="1" noChangeArrowheads="1"/>
+                    </pic:cNvPicPr>
+                  </pic:nvPicPr>
+                  <pic:blipFill>
+                    <a:blip r:embed="rId6"/>
+                    <a:stretch>
+                      <a:fillRect/>
+                    </a:stretch>
+                  </pic:blipFill>
+                  <pic:spPr bwMode="auto">
+                    <a:xfrm>
+                      <a:off x="0" y="0"/>
+                      <a:ext cx="6120130" cy="4071620"/>
+                    </a:xfrm>
+                    <a:prstGeom prst="rect">
+                      <a:avLst/>
+                    </a:prstGeom>
+                  </pic:spPr>
+                </pic:pic>
+              </a:graphicData>
+            </a:graphic>
+          </wp:anchor>
+        </w:drawing>
+      </w:r>
+      <w:r>
+        <w:rPr/>
+        <w:t>установка ui</w:t>
+      </w:r>
+    </w:p>
+    <w:p>
+      <w:pPr>
+        <w:pStyle w:val="Normal"/>
+        <w:bidi w:val="0"/>
+        <w:jc w:val="start"/>
+        <w:rPr/>
+      </w:pPr>
+      <w:r>
+        <w:rPr/>
+      </w:r>
+    </w:p>
+    <w:p>
+      <w:pPr>
+        <w:pStyle w:val="Normal"/>
+        <w:bidi w:val="0"/>
+        <w:jc w:val="start"/>
+        <w:rPr/>
+      </w:pPr>
+      <w:r>
+        <w:rPr/>
+        <w:drawing>
+          <wp:anchor behindDoc="0" distT="0" distB="0" distL="0" distR="0" simplePos="0" locked="0" layoutInCell="0" allowOverlap="1" relativeHeight="7">
+            <wp:simplePos x="0" y="0"/>
+            <wp:positionH relativeFrom="column">
+              <wp:align>center</wp:align>
+            </wp:positionH>
+            <wp:positionV relativeFrom="paragraph">
+              <wp:posOffset>635</wp:posOffset>
+            </wp:positionV>
+            <wp:extent cx="6120130" cy="4016375"/>
+            <wp:effectExtent l="0" t="0" r="0" b="0"/>
+            <wp:wrapSquare wrapText="largest"/>
+            <wp:docPr id="6" name="Изображение6" descr="" title=""/>
+            <wp:cNvGraphicFramePr>
+              <a:graphicFrameLocks xmlns:a="http://schemas.openxmlformats.org/drawingml/2006/main" noChangeAspect="1"/>
+            </wp:cNvGraphicFramePr>
+            <a:graphic xmlns:a="http://schemas.openxmlformats.org/drawingml/2006/main">
+              <a:graphicData uri="http://schemas.openxmlformats.org/drawingml/2006/picture">
+                <pic:pic xmlns:pic="http://schemas.openxmlformats.org/drawingml/2006/picture">
+                  <pic:nvPicPr>
+                    <pic:cNvPr id="6" name="Изображение6" descr="" title=""/>
+                    <pic:cNvPicPr>
+                      <a:picLocks noChangeAspect="1" noChangeArrowheads="1"/>
+                    </pic:cNvPicPr>
+                  </pic:nvPicPr>
+                  <pic:blipFill>
+                    <a:blip r:embed="rId7"/>
+                    <a:stretch>
+                      <a:fillRect/>
+                    </a:stretch>
+                  </pic:blipFill>
+                  <pic:spPr bwMode="auto">
+                    <a:xfrm>
+                      <a:off x="0" y="0"/>
+                      <a:ext cx="6120130" cy="4016375"/>
+                    </a:xfrm>
+                    <a:prstGeom prst="rect">
+                      <a:avLst/>
+                    </a:prstGeom>
+                  </pic:spPr>
+                </pic:pic>
+              </a:graphicData>
+            </a:graphic>
+          </wp:anchor>
+        </w:drawing>
+      </w:r>
+    </w:p>
+    <w:p>
+      <w:pPr>
+        <w:pStyle w:val="Normal"/>
+        <w:bidi w:val="0"/>
+        <w:jc w:val="start"/>
+        <w:rPr/>
+      </w:pPr>
+      <w:r>
+        <w:rPr/>
+        <w:t>установка шаблона bootstrap</w:t>
       </w:r>
     </w:p>
     <w:p>

--- a/Диплом.docx
+++ b/Диплом.docx
@@ -429,6 +429,139 @@
       </w:pPr>
       <w:r>
         <w:rPr/>
+      </w:r>
+    </w:p>
+    <w:p>
+      <w:pPr>
+        <w:pStyle w:val="Normal"/>
+        <w:bidi w:val="0"/>
+        <w:jc w:val="start"/>
+        <w:rPr/>
+      </w:pPr>
+      <w:r>
+        <w:rPr/>
+        <w:tab/>
+      </w:r>
+      <w:r>
+        <w:drawing>
+          <wp:anchor behindDoc="0" distT="0" distB="0" distL="0" distR="0" simplePos="0" locked="0" layoutInCell="0" allowOverlap="1" relativeHeight="8">
+            <wp:simplePos x="0" y="0"/>
+            <wp:positionH relativeFrom="column">
+              <wp:align>center</wp:align>
+            </wp:positionH>
+            <wp:positionV relativeFrom="paragraph">
+              <wp:posOffset>635</wp:posOffset>
+            </wp:positionV>
+            <wp:extent cx="6120130" cy="1698625"/>
+            <wp:effectExtent l="0" t="0" r="0" b="0"/>
+            <wp:wrapSquare wrapText="largest"/>
+            <wp:docPr id="7" name="Изображение7" descr="" title=""/>
+            <wp:cNvGraphicFramePr>
+              <a:graphicFrameLocks xmlns:a="http://schemas.openxmlformats.org/drawingml/2006/main" noChangeAspect="1"/>
+            </wp:cNvGraphicFramePr>
+            <a:graphic xmlns:a="http://schemas.openxmlformats.org/drawingml/2006/main">
+              <a:graphicData uri="http://schemas.openxmlformats.org/drawingml/2006/picture">
+                <pic:pic xmlns:pic="http://schemas.openxmlformats.org/drawingml/2006/picture">
+                  <pic:nvPicPr>
+                    <pic:cNvPr id="7" name="Изображение7" descr="" title=""/>
+                    <pic:cNvPicPr>
+                      <a:picLocks noChangeAspect="1" noChangeArrowheads="1"/>
+                    </pic:cNvPicPr>
+                  </pic:nvPicPr>
+                  <pic:blipFill>
+                    <a:blip r:embed="rId8"/>
+                    <a:stretch>
+                      <a:fillRect/>
+                    </a:stretch>
+                  </pic:blipFill>
+                  <pic:spPr bwMode="auto">
+                    <a:xfrm>
+                      <a:off x="0" y="0"/>
+                      <a:ext cx="6120130" cy="1698625"/>
+                    </a:xfrm>
+                    <a:prstGeom prst="rect">
+                      <a:avLst/>
+                    </a:prstGeom>
+                  </pic:spPr>
+                </pic:pic>
+              </a:graphicData>
+            </a:graphic>
+          </wp:anchor>
+        </w:drawing>
+      </w:r>
+      <w:r>
+        <w:rPr/>
+        <w:t>первоначальная миграция</w:t>
+      </w:r>
+    </w:p>
+    <w:p>
+      <w:pPr>
+        <w:pStyle w:val="Normal"/>
+        <w:bidi w:val="0"/>
+        <w:jc w:val="start"/>
+        <w:rPr/>
+      </w:pPr>
+      <w:r>
+        <w:rPr/>
+      </w:r>
+    </w:p>
+    <w:p>
+      <w:pPr>
+        <w:pStyle w:val="Normal"/>
+        <w:bidi w:val="0"/>
+        <w:jc w:val="start"/>
+        <w:rPr/>
+      </w:pPr>
+      <w:r>
+        <w:drawing>
+          <wp:anchor behindDoc="0" distT="0" distB="0" distL="0" distR="0" simplePos="0" locked="0" layoutInCell="0" allowOverlap="1" relativeHeight="9">
+            <wp:simplePos x="0" y="0"/>
+            <wp:positionH relativeFrom="column">
+              <wp:align>center</wp:align>
+            </wp:positionH>
+            <wp:positionV relativeFrom="paragraph">
+              <wp:posOffset>635</wp:posOffset>
+            </wp:positionV>
+            <wp:extent cx="6120130" cy="3239770"/>
+            <wp:effectExtent l="0" t="0" r="0" b="0"/>
+            <wp:wrapSquare wrapText="largest"/>
+            <wp:docPr id="8" name="Изображение8" descr="" title=""/>
+            <wp:cNvGraphicFramePr>
+              <a:graphicFrameLocks xmlns:a="http://schemas.openxmlformats.org/drawingml/2006/main" noChangeAspect="1"/>
+            </wp:cNvGraphicFramePr>
+            <a:graphic xmlns:a="http://schemas.openxmlformats.org/drawingml/2006/main">
+              <a:graphicData uri="http://schemas.openxmlformats.org/drawingml/2006/picture">
+                <pic:pic xmlns:pic="http://schemas.openxmlformats.org/drawingml/2006/picture">
+                  <pic:nvPicPr>
+                    <pic:cNvPr id="8" name="Изображение8" descr="" title=""/>
+                    <pic:cNvPicPr>
+                      <a:picLocks noChangeAspect="1" noChangeArrowheads="1"/>
+                    </pic:cNvPicPr>
+                  </pic:nvPicPr>
+                  <pic:blipFill>
+                    <a:blip r:embed="rId9"/>
+                    <a:stretch>
+                      <a:fillRect/>
+                    </a:stretch>
+                  </pic:blipFill>
+                  <pic:spPr bwMode="auto">
+                    <a:xfrm>
+                      <a:off x="0" y="0"/>
+                      <a:ext cx="6120130" cy="3239770"/>
+                    </a:xfrm>
+                    <a:prstGeom prst="rect">
+                      <a:avLst/>
+                    </a:prstGeom>
+                  </pic:spPr>
+                </pic:pic>
+              </a:graphicData>
+            </a:graphic>
+          </wp:anchor>
+        </w:drawing>
+      </w:r>
+      <w:r>
+        <w:rPr/>
+        <w:t>начальная страница</w:t>
       </w:r>
     </w:p>
     <w:sectPr>

--- a/Диплом.docx
+++ b/Диплом.docx
@@ -562,6 +562,462 @@
       <w:r>
         <w:rPr/>
         <w:t>начальная страница</w:t>
+      </w:r>
+    </w:p>
+    <w:p>
+      <w:pPr>
+        <w:pStyle w:val="Normal"/>
+        <w:bidi w:val="0"/>
+        <w:jc w:val="start"/>
+        <w:rPr/>
+      </w:pPr>
+      <w:r>
+        <w:rPr/>
+      </w:r>
+    </w:p>
+    <w:p>
+      <w:pPr>
+        <w:pStyle w:val="Normal"/>
+        <w:bidi w:val="0"/>
+        <w:jc w:val="start"/>
+        <w:rPr/>
+      </w:pPr>
+      <w:r>
+        <w:rPr/>
+      </w:r>
+    </w:p>
+    <w:p>
+      <w:pPr>
+        <w:pStyle w:val="Normal"/>
+        <w:bidi w:val="0"/>
+        <w:jc w:val="start"/>
+        <w:rPr/>
+      </w:pPr>
+      <w:r>
+        <w:rPr/>
+      </w:r>
+    </w:p>
+    <w:p>
+      <w:pPr>
+        <w:pStyle w:val="Normal"/>
+        <w:bidi w:val="0"/>
+        <w:jc w:val="start"/>
+        <w:rPr/>
+      </w:pPr>
+      <w:r>
+        <w:rPr/>
+      </w:r>
+    </w:p>
+    <w:p>
+      <w:pPr>
+        <w:pStyle w:val="Normal"/>
+        <w:bidi w:val="0"/>
+        <w:jc w:val="start"/>
+        <w:rPr/>
+      </w:pPr>
+      <w:r>
+        <w:rPr/>
+      </w:r>
+    </w:p>
+    <w:p>
+      <w:pPr>
+        <w:pStyle w:val="Normal"/>
+        <w:bidi w:val="0"/>
+        <w:jc w:val="start"/>
+        <w:rPr/>
+      </w:pPr>
+      <w:r>
+        <w:drawing>
+          <wp:anchor behindDoc="0" distT="0" distB="0" distL="0" distR="0" simplePos="0" locked="0" layoutInCell="0" allowOverlap="1" relativeHeight="10">
+            <wp:simplePos x="0" y="0"/>
+            <wp:positionH relativeFrom="column">
+              <wp:align>center</wp:align>
+            </wp:positionH>
+            <wp:positionV relativeFrom="paragraph">
+              <wp:posOffset>635</wp:posOffset>
+            </wp:positionV>
+            <wp:extent cx="6120130" cy="1802130"/>
+            <wp:effectExtent l="0" t="0" r="0" b="0"/>
+            <wp:wrapSquare wrapText="largest"/>
+            <wp:docPr id="9" name="Изображение10" descr="" title=""/>
+            <wp:cNvGraphicFramePr>
+              <a:graphicFrameLocks xmlns:a="http://schemas.openxmlformats.org/drawingml/2006/main" noChangeAspect="1"/>
+            </wp:cNvGraphicFramePr>
+            <a:graphic xmlns:a="http://schemas.openxmlformats.org/drawingml/2006/main">
+              <a:graphicData uri="http://schemas.openxmlformats.org/drawingml/2006/picture">
+                <pic:pic xmlns:pic="http://schemas.openxmlformats.org/drawingml/2006/picture">
+                  <pic:nvPicPr>
+                    <pic:cNvPr id="9" name="Изображение10" descr="" title=""/>
+                    <pic:cNvPicPr>
+                      <a:picLocks noChangeAspect="1" noChangeArrowheads="1"/>
+                    </pic:cNvPicPr>
+                  </pic:nvPicPr>
+                  <pic:blipFill>
+                    <a:blip r:embed="rId10"/>
+                    <a:stretch>
+                      <a:fillRect/>
+                    </a:stretch>
+                  </pic:blipFill>
+                  <pic:spPr bwMode="auto">
+                    <a:xfrm>
+                      <a:off x="0" y="0"/>
+                      <a:ext cx="6120130" cy="1802130"/>
+                    </a:xfrm>
+                    <a:prstGeom prst="rect">
+                      <a:avLst/>
+                    </a:prstGeom>
+                  </pic:spPr>
+                </pic:pic>
+              </a:graphicData>
+            </a:graphic>
+          </wp:anchor>
+        </w:drawing>
+      </w:r>
+      <w:r>
+        <w:rPr/>
+        <w:t>структура бд</w:t>
+      </w:r>
+    </w:p>
+    <w:p>
+      <w:pPr>
+        <w:pStyle w:val="Normal"/>
+        <w:bidi w:val="0"/>
+        <w:jc w:val="start"/>
+        <w:rPr/>
+      </w:pPr>
+      <w:r>
+        <w:rPr/>
+      </w:r>
+    </w:p>
+    <w:p>
+      <w:pPr>
+        <w:pStyle w:val="Normal"/>
+        <w:bidi w:val="0"/>
+        <w:jc w:val="start"/>
+        <w:rPr/>
+      </w:pPr>
+      <w:r>
+        <w:rPr/>
+      </w:r>
+    </w:p>
+    <w:p>
+      <w:pPr>
+        <w:pStyle w:val="Normal"/>
+        <w:bidi w:val="0"/>
+        <w:jc w:val="start"/>
+        <w:rPr/>
+      </w:pPr>
+      <w:r>
+        <w:rPr/>
+      </w:r>
+    </w:p>
+    <w:p>
+      <w:pPr>
+        <w:pStyle w:val="Normal"/>
+        <w:bidi w:val="0"/>
+        <w:jc w:val="start"/>
+        <w:rPr/>
+      </w:pPr>
+      <w:r>
+        <w:rPr/>
+      </w:r>
+    </w:p>
+    <w:p>
+      <w:pPr>
+        <w:pStyle w:val="Normal"/>
+        <w:bidi w:val="0"/>
+        <w:jc w:val="start"/>
+        <w:rPr/>
+      </w:pPr>
+      <w:r>
+        <w:rPr/>
+      </w:r>
+    </w:p>
+    <w:p>
+      <w:pPr>
+        <w:pStyle w:val="Normal"/>
+        <w:bidi w:val="0"/>
+        <w:jc w:val="start"/>
+        <w:rPr/>
+      </w:pPr>
+      <w:r>
+        <w:drawing>
+          <wp:anchor behindDoc="0" distT="0" distB="0" distL="0" distR="0" simplePos="0" locked="0" layoutInCell="0" allowOverlap="1" relativeHeight="11">
+            <wp:simplePos x="0" y="0"/>
+            <wp:positionH relativeFrom="column">
+              <wp:align>center</wp:align>
+            </wp:positionH>
+            <wp:positionV relativeFrom="paragraph">
+              <wp:posOffset>635</wp:posOffset>
+            </wp:positionV>
+            <wp:extent cx="6120130" cy="340995"/>
+            <wp:effectExtent l="0" t="0" r="0" b="0"/>
+            <wp:wrapSquare wrapText="largest"/>
+            <wp:docPr id="10" name="Изображение9" descr="" title=""/>
+            <wp:cNvGraphicFramePr>
+              <a:graphicFrameLocks xmlns:a="http://schemas.openxmlformats.org/drawingml/2006/main" noChangeAspect="1"/>
+            </wp:cNvGraphicFramePr>
+            <a:graphic xmlns:a="http://schemas.openxmlformats.org/drawingml/2006/main">
+              <a:graphicData uri="http://schemas.openxmlformats.org/drawingml/2006/picture">
+                <pic:pic xmlns:pic="http://schemas.openxmlformats.org/drawingml/2006/picture">
+                  <pic:nvPicPr>
+                    <pic:cNvPr id="10" name="Изображение9" descr="" title=""/>
+                    <pic:cNvPicPr>
+                      <a:picLocks noChangeAspect="1" noChangeArrowheads="1"/>
+                    </pic:cNvPicPr>
+                  </pic:nvPicPr>
+                  <pic:blipFill>
+                    <a:blip r:embed="rId11"/>
+                    <a:stretch>
+                      <a:fillRect/>
+                    </a:stretch>
+                  </pic:blipFill>
+                  <pic:spPr bwMode="auto">
+                    <a:xfrm>
+                      <a:off x="0" y="0"/>
+                      <a:ext cx="6120130" cy="340995"/>
+                    </a:xfrm>
+                    <a:prstGeom prst="rect">
+                      <a:avLst/>
+                    </a:prstGeom>
+                  </pic:spPr>
+                </pic:pic>
+              </a:graphicData>
+            </a:graphic>
+          </wp:anchor>
+        </w:drawing>
+      </w:r>
+      <w:r>
+        <w:rPr/>
+        <w:t>создание миграции</w:t>
+      </w:r>
+    </w:p>
+    <w:p>
+      <w:pPr>
+        <w:pStyle w:val="Normal"/>
+        <w:bidi w:val="0"/>
+        <w:jc w:val="start"/>
+        <w:rPr/>
+      </w:pPr>
+      <w:r>
+        <w:rPr/>
+      </w:r>
+    </w:p>
+    <w:p>
+      <w:pPr>
+        <w:pStyle w:val="Normal"/>
+        <w:bidi w:val="0"/>
+        <w:jc w:val="start"/>
+        <w:rPr/>
+      </w:pPr>
+      <w:r>
+        <w:drawing>
+          <wp:anchor behindDoc="0" distT="0" distB="0" distL="0" distR="0" simplePos="0" locked="0" layoutInCell="0" allowOverlap="1" relativeHeight="12">
+            <wp:simplePos x="0" y="0"/>
+            <wp:positionH relativeFrom="column">
+              <wp:align>center</wp:align>
+            </wp:positionH>
+            <wp:positionV relativeFrom="paragraph">
+              <wp:posOffset>635</wp:posOffset>
+            </wp:positionV>
+            <wp:extent cx="6120130" cy="3035935"/>
+            <wp:effectExtent l="0" t="0" r="0" b="0"/>
+            <wp:wrapSquare wrapText="largest"/>
+            <wp:docPr id="11" name="Изображение11" descr="" title=""/>
+            <wp:cNvGraphicFramePr>
+              <a:graphicFrameLocks xmlns:a="http://schemas.openxmlformats.org/drawingml/2006/main" noChangeAspect="1"/>
+            </wp:cNvGraphicFramePr>
+            <a:graphic xmlns:a="http://schemas.openxmlformats.org/drawingml/2006/main">
+              <a:graphicData uri="http://schemas.openxmlformats.org/drawingml/2006/picture">
+                <pic:pic xmlns:pic="http://schemas.openxmlformats.org/drawingml/2006/picture">
+                  <pic:nvPicPr>
+                    <pic:cNvPr id="11" name="Изображение11" descr="" title=""/>
+                    <pic:cNvPicPr>
+                      <a:picLocks noChangeAspect="1" noChangeArrowheads="1"/>
+                    </pic:cNvPicPr>
+                  </pic:nvPicPr>
+                  <pic:blipFill>
+                    <a:blip r:embed="rId12"/>
+                    <a:stretch>
+                      <a:fillRect/>
+                    </a:stretch>
+                  </pic:blipFill>
+                  <pic:spPr bwMode="auto">
+                    <a:xfrm>
+                      <a:off x="0" y="0"/>
+                      <a:ext cx="6120130" cy="3035935"/>
+                    </a:xfrm>
+                    <a:prstGeom prst="rect">
+                      <a:avLst/>
+                    </a:prstGeom>
+                  </pic:spPr>
+                </pic:pic>
+              </a:graphicData>
+            </a:graphic>
+          </wp:anchor>
+        </w:drawing>
+      </w:r>
+      <w:r>
+        <w:rPr/>
+        <w:t>код миграции часть 1</w:t>
+      </w:r>
+    </w:p>
+    <w:p>
+      <w:pPr>
+        <w:pStyle w:val="Normal"/>
+        <w:bidi w:val="0"/>
+        <w:jc w:val="start"/>
+        <w:rPr/>
+      </w:pPr>
+      <w:r>
+        <w:rPr/>
+      </w:r>
+    </w:p>
+    <w:p>
+      <w:pPr>
+        <w:pStyle w:val="Normal"/>
+        <w:bidi w:val="0"/>
+        <w:jc w:val="start"/>
+        <w:rPr/>
+      </w:pPr>
+      <w:r>
+        <w:drawing>
+          <wp:anchor behindDoc="0" distT="0" distB="0" distL="0" distR="0" simplePos="0" locked="0" layoutInCell="0" allowOverlap="1" relativeHeight="13">
+            <wp:simplePos x="0" y="0"/>
+            <wp:positionH relativeFrom="column">
+              <wp:align>center</wp:align>
+            </wp:positionH>
+            <wp:positionV relativeFrom="paragraph">
+              <wp:posOffset>635</wp:posOffset>
+            </wp:positionV>
+            <wp:extent cx="6120130" cy="2414905"/>
+            <wp:effectExtent l="0" t="0" r="0" b="0"/>
+            <wp:wrapSquare wrapText="largest"/>
+            <wp:docPr id="12" name="Изображение12" descr="" title=""/>
+            <wp:cNvGraphicFramePr>
+              <a:graphicFrameLocks xmlns:a="http://schemas.openxmlformats.org/drawingml/2006/main" noChangeAspect="1"/>
+            </wp:cNvGraphicFramePr>
+            <a:graphic xmlns:a="http://schemas.openxmlformats.org/drawingml/2006/main">
+              <a:graphicData uri="http://schemas.openxmlformats.org/drawingml/2006/picture">
+                <pic:pic xmlns:pic="http://schemas.openxmlformats.org/drawingml/2006/picture">
+                  <pic:nvPicPr>
+                    <pic:cNvPr id="12" name="Изображение12" descr="" title=""/>
+                    <pic:cNvPicPr>
+                      <a:picLocks noChangeAspect="1" noChangeArrowheads="1"/>
+                    </pic:cNvPicPr>
+                  </pic:nvPicPr>
+                  <pic:blipFill>
+                    <a:blip r:embed="rId13"/>
+                    <a:stretch>
+                      <a:fillRect/>
+                    </a:stretch>
+                  </pic:blipFill>
+                  <pic:spPr bwMode="auto">
+                    <a:xfrm>
+                      <a:off x="0" y="0"/>
+                      <a:ext cx="6120130" cy="2414905"/>
+                    </a:xfrm>
+                    <a:prstGeom prst="rect">
+                      <a:avLst/>
+                    </a:prstGeom>
+                  </pic:spPr>
+                </pic:pic>
+              </a:graphicData>
+            </a:graphic>
+          </wp:anchor>
+        </w:drawing>
+      </w:r>
+      <w:r>
+        <w:rPr/>
+        <w:t>код миграции часть 2</w:t>
+      </w:r>
+    </w:p>
+    <w:p>
+      <w:pPr>
+        <w:pStyle w:val="Normal"/>
+        <w:bidi w:val="0"/>
+        <w:jc w:val="start"/>
+        <w:rPr/>
+      </w:pPr>
+      <w:r>
+        <w:rPr/>
+      </w:r>
+    </w:p>
+    <w:p>
+      <w:pPr>
+        <w:pStyle w:val="Normal"/>
+        <w:bidi w:val="0"/>
+        <w:jc w:val="start"/>
+        <w:rPr/>
+      </w:pPr>
+      <w:r>
+        <w:rPr/>
+      </w:r>
+    </w:p>
+    <w:p>
+      <w:pPr>
+        <w:pStyle w:val="Normal"/>
+        <w:bidi w:val="0"/>
+        <w:jc w:val="start"/>
+        <w:rPr/>
+      </w:pPr>
+      <w:r>
+        <w:rPr/>
+      </w:r>
+    </w:p>
+    <w:p>
+      <w:pPr>
+        <w:pStyle w:val="Normal"/>
+        <w:bidi w:val="0"/>
+        <w:jc w:val="start"/>
+        <w:rPr/>
+      </w:pPr>
+      <w:r>
+        <w:rPr/>
+      </w:r>
+    </w:p>
+    <w:p>
+      <w:pPr>
+        <w:pStyle w:val="Normal"/>
+        <w:bidi w:val="0"/>
+        <w:jc w:val="start"/>
+        <w:rPr/>
+      </w:pPr>
+      <w:r>
+        <w:rPr/>
+      </w:r>
+    </w:p>
+    <w:p>
+      <w:pPr>
+        <w:pStyle w:val="Normal"/>
+        <w:bidi w:val="0"/>
+        <w:jc w:val="start"/>
+        <w:rPr/>
+      </w:pPr>
+      <w:r>
+        <w:rPr/>
+      </w:r>
+    </w:p>
+    <w:p>
+      <w:pPr>
+        <w:pStyle w:val="Normal"/>
+        <w:bidi w:val="0"/>
+        <w:jc w:val="start"/>
+        <w:rPr/>
+      </w:pPr>
+      <w:r>
+        <w:rPr/>
+      </w:r>
+    </w:p>
+    <w:p>
+      <w:pPr>
+        <w:pStyle w:val="Normal"/>
+        <w:bidi w:val="0"/>
+        <w:jc w:val="start"/>
+        <w:rPr/>
+      </w:pPr>
+      <w:r>
+        <w:rPr/>
       </w:r>
     </w:p>
     <w:sectPr>

--- a/Диплом.docx
+++ b/Диплом.docx
@@ -962,18 +962,125 @@
         <w:rPr/>
       </w:pPr>
       <w:r>
-        <w:rPr/>
-      </w:r>
-    </w:p>
-    <w:p>
-      <w:pPr>
-        <w:pStyle w:val="Normal"/>
-        <w:bidi w:val="0"/>
-        <w:jc w:val="start"/>
-        <w:rPr/>
-      </w:pPr>
-      <w:r>
-        <w:rPr/>
+        <w:drawing>
+          <wp:anchor behindDoc="0" distT="0" distB="0" distL="0" distR="0" simplePos="0" locked="0" layoutInCell="0" allowOverlap="1" relativeHeight="14">
+            <wp:simplePos x="0" y="0"/>
+            <wp:positionH relativeFrom="column">
+              <wp:align>center</wp:align>
+            </wp:positionH>
+            <wp:positionV relativeFrom="paragraph">
+              <wp:posOffset>635</wp:posOffset>
+            </wp:positionV>
+            <wp:extent cx="6120130" cy="3361690"/>
+            <wp:effectExtent l="0" t="0" r="0" b="0"/>
+            <wp:wrapSquare wrapText="largest"/>
+            <wp:docPr id="13" name="Изображение13" descr="" title=""/>
+            <wp:cNvGraphicFramePr>
+              <a:graphicFrameLocks xmlns:a="http://schemas.openxmlformats.org/drawingml/2006/main" noChangeAspect="1"/>
+            </wp:cNvGraphicFramePr>
+            <a:graphic xmlns:a="http://schemas.openxmlformats.org/drawingml/2006/main">
+              <a:graphicData uri="http://schemas.openxmlformats.org/drawingml/2006/picture">
+                <pic:pic xmlns:pic="http://schemas.openxmlformats.org/drawingml/2006/picture">
+                  <pic:nvPicPr>
+                    <pic:cNvPr id="13" name="Изображение13" descr="" title=""/>
+                    <pic:cNvPicPr>
+                      <a:picLocks noChangeAspect="1" noChangeArrowheads="1"/>
+                    </pic:cNvPicPr>
+                  </pic:nvPicPr>
+                  <pic:blipFill>
+                    <a:blip r:embed="rId14"/>
+                    <a:stretch>
+                      <a:fillRect/>
+                    </a:stretch>
+                  </pic:blipFill>
+                  <pic:spPr bwMode="auto">
+                    <a:xfrm>
+                      <a:off x="0" y="0"/>
+                      <a:ext cx="6120130" cy="3361690"/>
+                    </a:xfrm>
+                    <a:prstGeom prst="rect">
+                      <a:avLst/>
+                    </a:prstGeom>
+                  </pic:spPr>
+                </pic:pic>
+              </a:graphicData>
+            </a:graphic>
+          </wp:anchor>
+        </w:drawing>
+      </w:r>
+      <w:r>
+        <w:rPr/>
+        <w:t>установка livewire</w:t>
+      </w:r>
+    </w:p>
+    <w:p>
+      <w:pPr>
+        <w:pStyle w:val="Normal"/>
+        <w:bidi w:val="0"/>
+        <w:jc w:val="start"/>
+        <w:rPr/>
+      </w:pPr>
+      <w:r>
+        <w:rPr/>
+      </w:r>
+    </w:p>
+    <w:p>
+      <w:pPr>
+        <w:pStyle w:val="Normal"/>
+        <w:bidi w:val="0"/>
+        <w:jc w:val="start"/>
+        <w:rPr/>
+      </w:pPr>
+      <w:r>
+        <w:drawing>
+          <wp:anchor behindDoc="0" distT="0" distB="0" distL="0" distR="0" simplePos="0" locked="0" layoutInCell="0" allowOverlap="1" relativeHeight="15">
+            <wp:simplePos x="0" y="0"/>
+            <wp:positionH relativeFrom="column">
+              <wp:align>center</wp:align>
+            </wp:positionH>
+            <wp:positionV relativeFrom="paragraph">
+              <wp:posOffset>635</wp:posOffset>
+            </wp:positionV>
+            <wp:extent cx="6120130" cy="2896235"/>
+            <wp:effectExtent l="0" t="0" r="0" b="0"/>
+            <wp:wrapSquare wrapText="largest"/>
+            <wp:docPr id="14" name="Изображение14" descr="" title=""/>
+            <wp:cNvGraphicFramePr>
+              <a:graphicFrameLocks xmlns:a="http://schemas.openxmlformats.org/drawingml/2006/main" noChangeAspect="1"/>
+            </wp:cNvGraphicFramePr>
+            <a:graphic xmlns:a="http://schemas.openxmlformats.org/drawingml/2006/main">
+              <a:graphicData uri="http://schemas.openxmlformats.org/drawingml/2006/picture">
+                <pic:pic xmlns:pic="http://schemas.openxmlformats.org/drawingml/2006/picture">
+                  <pic:nvPicPr>
+                    <pic:cNvPr id="14" name="Изображение14" descr="" title=""/>
+                    <pic:cNvPicPr>
+                      <a:picLocks noChangeAspect="1" noChangeArrowheads="1"/>
+                    </pic:cNvPicPr>
+                  </pic:nvPicPr>
+                  <pic:blipFill>
+                    <a:blip r:embed="rId15"/>
+                    <a:stretch>
+                      <a:fillRect/>
+                    </a:stretch>
+                  </pic:blipFill>
+                  <pic:spPr bwMode="auto">
+                    <a:xfrm>
+                      <a:off x="0" y="0"/>
+                      <a:ext cx="6120130" cy="2896235"/>
+                    </a:xfrm>
+                    <a:prstGeom prst="rect">
+                      <a:avLst/>
+                    </a:prstGeom>
+                  </pic:spPr>
+                </pic:pic>
+              </a:graphicData>
+            </a:graphic>
+          </wp:anchor>
+        </w:drawing>
+      </w:r>
+      <w:r>
+        <w:rPr/>
+        <w:t>установка fillament</w:t>
       </w:r>
     </w:p>
     <w:p>
@@ -1070,7 +1177,14 @@
       <w:lang w:val="ru-RU" w:eastAsia="zh-CN" w:bidi="hi-IN"/>
     </w:rPr>
   </w:style>
-  <w:style w:type="paragraph" w:styleId="Style14">
+  <w:style w:type="character" w:styleId="Style14">
+    <w:name w:val="Исходный текст"/>
+    <w:qFormat/>
+    <w:rPr>
+      <w:rFonts w:ascii="Liberation Mono" w:hAnsi="Liberation Mono" w:eastAsia="Noto Sans Mono CJK SC" w:cs="Liberation Mono"/>
+    </w:rPr>
+  </w:style>
+  <w:style w:type="paragraph" w:styleId="Style15">
     <w:name w:val="Заголовок"/>
     <w:basedOn w:val="Normal"/>
     <w:next w:val="BodyText"/>
@@ -1117,7 +1231,7 @@
       <w:szCs w:val="24"/>
     </w:rPr>
   </w:style>
-  <w:style w:type="paragraph" w:styleId="Style15">
+  <w:style w:type="paragraph" w:styleId="Style16">
     <w:name w:val="Указатель"/>
     <w:basedOn w:val="Normal"/>
     <w:qFormat/>
@@ -1126,6 +1240,19 @@
     </w:pPr>
     <w:rPr>
       <w:rFonts w:cs="Noto Sans Devanagari"/>
+    </w:rPr>
+  </w:style>
+  <w:style w:type="paragraph" w:styleId="Style17">
+    <w:name w:val="Текст в заданном формате"/>
+    <w:basedOn w:val="Normal"/>
+    <w:qFormat/>
+    <w:pPr>
+      <w:spacing w:before="0" w:after="0"/>
+    </w:pPr>
+    <w:rPr>
+      <w:rFonts w:ascii="Liberation Mono" w:hAnsi="Liberation Mono" w:eastAsia="Noto Sans Mono CJK SC" w:cs="Liberation Mono"/>
+      <w:sz w:val="20"/>
+      <w:szCs w:val="20"/>
     </w:rPr>
   </w:style>
 </w:styles>

--- a/Диплом.docx
+++ b/Диплом.docx
@@ -1124,7 +1124,462 @@
         <w:rPr/>
       </w:pPr>
       <w:r>
-        <w:rPr/>
+        <w:drawing>
+          <wp:anchor behindDoc="0" distT="0" distB="0" distL="0" distR="0" simplePos="0" locked="0" layoutInCell="0" allowOverlap="1" relativeHeight="16">
+            <wp:simplePos x="0" y="0"/>
+            <wp:positionH relativeFrom="column">
+              <wp:align>center</wp:align>
+            </wp:positionH>
+            <wp:positionV relativeFrom="paragraph">
+              <wp:posOffset>635</wp:posOffset>
+            </wp:positionV>
+            <wp:extent cx="6120130" cy="5889625"/>
+            <wp:effectExtent l="0" t="0" r="0" b="0"/>
+            <wp:wrapSquare wrapText="largest"/>
+            <wp:docPr id="15" name="Изображение15" descr="" title=""/>
+            <wp:cNvGraphicFramePr>
+              <a:graphicFrameLocks xmlns:a="http://schemas.openxmlformats.org/drawingml/2006/main" noChangeAspect="1"/>
+            </wp:cNvGraphicFramePr>
+            <a:graphic xmlns:a="http://schemas.openxmlformats.org/drawingml/2006/main">
+              <a:graphicData uri="http://schemas.openxmlformats.org/drawingml/2006/picture">
+                <pic:pic xmlns:pic="http://schemas.openxmlformats.org/drawingml/2006/picture">
+                  <pic:nvPicPr>
+                    <pic:cNvPr id="15" name="Изображение15" descr="" title=""/>
+                    <pic:cNvPicPr>
+                      <a:picLocks noChangeAspect="1" noChangeArrowheads="1"/>
+                    </pic:cNvPicPr>
+                  </pic:nvPicPr>
+                  <pic:blipFill>
+                    <a:blip r:embed="rId16"/>
+                    <a:stretch>
+                      <a:fillRect/>
+                    </a:stretch>
+                  </pic:blipFill>
+                  <pic:spPr bwMode="auto">
+                    <a:xfrm>
+                      <a:off x="0" y="0"/>
+                      <a:ext cx="6120130" cy="5889625"/>
+                    </a:xfrm>
+                    <a:prstGeom prst="rect">
+                      <a:avLst/>
+                    </a:prstGeom>
+                  </pic:spPr>
+                </pic:pic>
+              </a:graphicData>
+            </a:graphic>
+          </wp:anchor>
+        </w:drawing>
+      </w:r>
+      <w:r>
+        <w:rPr/>
+        <w:t>Создание моделей</w:t>
+      </w:r>
+    </w:p>
+    <w:p>
+      <w:pPr>
+        <w:pStyle w:val="Normal"/>
+        <w:bidi w:val="0"/>
+        <w:jc w:val="start"/>
+        <w:rPr/>
+      </w:pPr>
+      <w:r>
+        <w:rPr/>
+      </w:r>
+    </w:p>
+    <w:p>
+      <w:pPr>
+        <w:pStyle w:val="Normal"/>
+        <w:bidi w:val="0"/>
+        <w:jc w:val="start"/>
+        <w:rPr/>
+      </w:pPr>
+      <w:r>
+        <w:rPr/>
+        <w:drawing>
+          <wp:anchor behindDoc="0" distT="0" distB="0" distL="0" distR="0" simplePos="0" locked="0" layoutInCell="0" allowOverlap="1" relativeHeight="17">
+            <wp:simplePos x="0" y="0"/>
+            <wp:positionH relativeFrom="column">
+              <wp:align>center</wp:align>
+            </wp:positionH>
+            <wp:positionV relativeFrom="paragraph">
+              <wp:posOffset>635</wp:posOffset>
+            </wp:positionV>
+            <wp:extent cx="6120130" cy="1930400"/>
+            <wp:effectExtent l="0" t="0" r="0" b="0"/>
+            <wp:wrapSquare wrapText="largest"/>
+            <wp:docPr id="16" name="Изображение16" descr="" title=""/>
+            <wp:cNvGraphicFramePr>
+              <a:graphicFrameLocks xmlns:a="http://schemas.openxmlformats.org/drawingml/2006/main" noChangeAspect="1"/>
+            </wp:cNvGraphicFramePr>
+            <a:graphic xmlns:a="http://schemas.openxmlformats.org/drawingml/2006/main">
+              <a:graphicData uri="http://schemas.openxmlformats.org/drawingml/2006/picture">
+                <pic:pic xmlns:pic="http://schemas.openxmlformats.org/drawingml/2006/picture">
+                  <pic:nvPicPr>
+                    <pic:cNvPr id="16" name="Изображение16" descr="" title=""/>
+                    <pic:cNvPicPr>
+                      <a:picLocks noChangeAspect="1" noChangeArrowheads="1"/>
+                    </pic:cNvPicPr>
+                  </pic:nvPicPr>
+                  <pic:blipFill>
+                    <a:blip r:embed="rId17"/>
+                    <a:stretch>
+                      <a:fillRect/>
+                    </a:stretch>
+                  </pic:blipFill>
+                  <pic:spPr bwMode="auto">
+                    <a:xfrm>
+                      <a:off x="0" y="0"/>
+                      <a:ext cx="6120130" cy="1930400"/>
+                    </a:xfrm>
+                    <a:prstGeom prst="rect">
+                      <a:avLst/>
+                    </a:prstGeom>
+                  </pic:spPr>
+                </pic:pic>
+              </a:graphicData>
+            </a:graphic>
+          </wp:anchor>
+        </w:drawing>
+      </w:r>
+    </w:p>
+    <w:p>
+      <w:pPr>
+        <w:pStyle w:val="Normal"/>
+        <w:bidi w:val="0"/>
+        <w:jc w:val="start"/>
+        <w:rPr/>
+      </w:pPr>
+      <w:r>
+        <w:rPr/>
+        <w:t>модели адресов и атрибутов</w:t>
+      </w:r>
+    </w:p>
+    <w:p>
+      <w:pPr>
+        <w:pStyle w:val="Normal"/>
+        <w:bidi w:val="0"/>
+        <w:jc w:val="start"/>
+        <w:rPr/>
+      </w:pPr>
+      <w:r>
+        <w:rPr/>
+      </w:r>
+    </w:p>
+    <w:p>
+      <w:pPr>
+        <w:pStyle w:val="Normal"/>
+        <w:bidi w:val="0"/>
+        <w:jc w:val="start"/>
+        <w:rPr/>
+      </w:pPr>
+      <w:r>
+        <w:drawing>
+          <wp:anchor behindDoc="0" distT="0" distB="0" distL="0" distR="0" simplePos="0" locked="0" layoutInCell="0" allowOverlap="1" relativeHeight="18">
+            <wp:simplePos x="0" y="0"/>
+            <wp:positionH relativeFrom="column">
+              <wp:align>center</wp:align>
+            </wp:positionH>
+            <wp:positionV relativeFrom="paragraph">
+              <wp:posOffset>635</wp:posOffset>
+            </wp:positionV>
+            <wp:extent cx="6120130" cy="2055495"/>
+            <wp:effectExtent l="0" t="0" r="0" b="0"/>
+            <wp:wrapSquare wrapText="largest"/>
+            <wp:docPr id="17" name="Изображение17" descr="" title=""/>
+            <wp:cNvGraphicFramePr>
+              <a:graphicFrameLocks xmlns:a="http://schemas.openxmlformats.org/drawingml/2006/main" noChangeAspect="1"/>
+            </wp:cNvGraphicFramePr>
+            <a:graphic xmlns:a="http://schemas.openxmlformats.org/drawingml/2006/main">
+              <a:graphicData uri="http://schemas.openxmlformats.org/drawingml/2006/picture">
+                <pic:pic xmlns:pic="http://schemas.openxmlformats.org/drawingml/2006/picture">
+                  <pic:nvPicPr>
+                    <pic:cNvPr id="17" name="Изображение17" descr="" title=""/>
+                    <pic:cNvPicPr>
+                      <a:picLocks noChangeAspect="1" noChangeArrowheads="1"/>
+                    </pic:cNvPicPr>
+                  </pic:nvPicPr>
+                  <pic:blipFill>
+                    <a:blip r:embed="rId18"/>
+                    <a:stretch>
+                      <a:fillRect/>
+                    </a:stretch>
+                  </pic:blipFill>
+                  <pic:spPr bwMode="auto">
+                    <a:xfrm>
+                      <a:off x="0" y="0"/>
+                      <a:ext cx="6120130" cy="2055495"/>
+                    </a:xfrm>
+                    <a:prstGeom prst="rect">
+                      <a:avLst/>
+                    </a:prstGeom>
+                  </pic:spPr>
+                </pic:pic>
+              </a:graphicData>
+            </a:graphic>
+          </wp:anchor>
+        </w:drawing>
+      </w:r>
+      <w:r>
+        <w:rPr/>
+        <w:t>модели значений и категорий</w:t>
+      </w:r>
+    </w:p>
+    <w:p>
+      <w:pPr>
+        <w:pStyle w:val="Normal"/>
+        <w:bidi w:val="0"/>
+        <w:jc w:val="start"/>
+        <w:rPr/>
+      </w:pPr>
+      <w:r>
+        <w:rPr/>
+      </w:r>
+    </w:p>
+    <w:p>
+      <w:pPr>
+        <w:pStyle w:val="Normal"/>
+        <w:bidi w:val="0"/>
+        <w:jc w:val="start"/>
+        <w:rPr/>
+      </w:pPr>
+      <w:r>
+        <w:drawing>
+          <wp:anchor behindDoc="0" distT="0" distB="0" distL="0" distR="0" simplePos="0" locked="0" layoutInCell="0" allowOverlap="1" relativeHeight="19">
+            <wp:simplePos x="0" y="0"/>
+            <wp:positionH relativeFrom="column">
+              <wp:align>center</wp:align>
+            </wp:positionH>
+            <wp:positionV relativeFrom="paragraph">
+              <wp:posOffset>635</wp:posOffset>
+            </wp:positionV>
+            <wp:extent cx="6120130" cy="2910840"/>
+            <wp:effectExtent l="0" t="0" r="0" b="0"/>
+            <wp:wrapSquare wrapText="largest"/>
+            <wp:docPr id="18" name="Изображение18" descr="" title=""/>
+            <wp:cNvGraphicFramePr>
+              <a:graphicFrameLocks xmlns:a="http://schemas.openxmlformats.org/drawingml/2006/main" noChangeAspect="1"/>
+            </wp:cNvGraphicFramePr>
+            <a:graphic xmlns:a="http://schemas.openxmlformats.org/drawingml/2006/main">
+              <a:graphicData uri="http://schemas.openxmlformats.org/drawingml/2006/picture">
+                <pic:pic xmlns:pic="http://schemas.openxmlformats.org/drawingml/2006/picture">
+                  <pic:nvPicPr>
+                    <pic:cNvPr id="18" name="Изображение18" descr="" title=""/>
+                    <pic:cNvPicPr>
+                      <a:picLocks noChangeAspect="1" noChangeArrowheads="1"/>
+                    </pic:cNvPicPr>
+                  </pic:nvPicPr>
+                  <pic:blipFill>
+                    <a:blip r:embed="rId19"/>
+                    <a:stretch>
+                      <a:fillRect/>
+                    </a:stretch>
+                  </pic:blipFill>
+                  <pic:spPr bwMode="auto">
+                    <a:xfrm>
+                      <a:off x="0" y="0"/>
+                      <a:ext cx="6120130" cy="2910840"/>
+                    </a:xfrm>
+                    <a:prstGeom prst="rect">
+                      <a:avLst/>
+                    </a:prstGeom>
+                  </pic:spPr>
+                </pic:pic>
+              </a:graphicData>
+            </a:graphic>
+          </wp:anchor>
+        </w:drawing>
+      </w:r>
+      <w:r>
+        <w:rPr/>
+        <w:t>модели заказов и деталей заказов</w:t>
+      </w:r>
+    </w:p>
+    <w:p>
+      <w:pPr>
+        <w:pStyle w:val="Normal"/>
+        <w:bidi w:val="0"/>
+        <w:jc w:val="start"/>
+        <w:rPr/>
+      </w:pPr>
+      <w:r>
+        <w:drawing>
+          <wp:anchor behindDoc="0" distT="0" distB="0" distL="0" distR="0" simplePos="0" locked="0" layoutInCell="0" allowOverlap="1" relativeHeight="20">
+            <wp:simplePos x="0" y="0"/>
+            <wp:positionH relativeFrom="column">
+              <wp:align>center</wp:align>
+            </wp:positionH>
+            <wp:positionV relativeFrom="paragraph">
+              <wp:posOffset>635</wp:posOffset>
+            </wp:positionV>
+            <wp:extent cx="6120130" cy="5634355"/>
+            <wp:effectExtent l="0" t="0" r="0" b="0"/>
+            <wp:wrapSquare wrapText="largest"/>
+            <wp:docPr id="19" name="Изображение19" descr="" title=""/>
+            <wp:cNvGraphicFramePr>
+              <a:graphicFrameLocks xmlns:a="http://schemas.openxmlformats.org/drawingml/2006/main" noChangeAspect="1"/>
+            </wp:cNvGraphicFramePr>
+            <a:graphic xmlns:a="http://schemas.openxmlformats.org/drawingml/2006/main">
+              <a:graphicData uri="http://schemas.openxmlformats.org/drawingml/2006/picture">
+                <pic:pic xmlns:pic="http://schemas.openxmlformats.org/drawingml/2006/picture">
+                  <pic:nvPicPr>
+                    <pic:cNvPr id="19" name="Изображение19" descr="" title=""/>
+                    <pic:cNvPicPr>
+                      <a:picLocks noChangeAspect="1" noChangeArrowheads="1"/>
+                    </pic:cNvPicPr>
+                  </pic:nvPicPr>
+                  <pic:blipFill>
+                    <a:blip r:embed="rId20"/>
+                    <a:stretch>
+                      <a:fillRect/>
+                    </a:stretch>
+                  </pic:blipFill>
+                  <pic:spPr bwMode="auto">
+                    <a:xfrm>
+                      <a:off x="0" y="0"/>
+                      <a:ext cx="6120130" cy="5634355"/>
+                    </a:xfrm>
+                    <a:prstGeom prst="rect">
+                      <a:avLst/>
+                    </a:prstGeom>
+                  </pic:spPr>
+                </pic:pic>
+              </a:graphicData>
+            </a:graphic>
+          </wp:anchor>
+        </w:drawing>
+      </w:r>
+      <w:r>
+        <w:rPr/>
+        <w:t>модель товаров</w:t>
+      </w:r>
+    </w:p>
+    <w:p>
+      <w:pPr>
+        <w:pStyle w:val="Normal"/>
+        <w:bidi w:val="0"/>
+        <w:jc w:val="start"/>
+        <w:rPr/>
+      </w:pPr>
+      <w:r>
+        <w:drawing>
+          <wp:anchor behindDoc="0" distT="0" distB="0" distL="0" distR="0" simplePos="0" locked="0" layoutInCell="0" allowOverlap="1" relativeHeight="21">
+            <wp:simplePos x="0" y="0"/>
+            <wp:positionH relativeFrom="column">
+              <wp:align>center</wp:align>
+            </wp:positionH>
+            <wp:positionV relativeFrom="paragraph">
+              <wp:posOffset>635</wp:posOffset>
+            </wp:positionV>
+            <wp:extent cx="6120130" cy="2827655"/>
+            <wp:effectExtent l="0" t="0" r="0" b="0"/>
+            <wp:wrapSquare wrapText="largest"/>
+            <wp:docPr id="20" name="Изображение20" descr="" title=""/>
+            <wp:cNvGraphicFramePr>
+              <a:graphicFrameLocks xmlns:a="http://schemas.openxmlformats.org/drawingml/2006/main" noChangeAspect="1"/>
+            </wp:cNvGraphicFramePr>
+            <a:graphic xmlns:a="http://schemas.openxmlformats.org/drawingml/2006/main">
+              <a:graphicData uri="http://schemas.openxmlformats.org/drawingml/2006/picture">
+                <pic:pic xmlns:pic="http://schemas.openxmlformats.org/drawingml/2006/picture">
+                  <pic:nvPicPr>
+                    <pic:cNvPr id="20" name="Изображение20" descr="" title=""/>
+                    <pic:cNvPicPr>
+                      <a:picLocks noChangeAspect="1" noChangeArrowheads="1"/>
+                    </pic:cNvPicPr>
+                  </pic:nvPicPr>
+                  <pic:blipFill>
+                    <a:blip r:embed="rId21"/>
+                    <a:stretch>
+                      <a:fillRect/>
+                    </a:stretch>
+                  </pic:blipFill>
+                  <pic:spPr bwMode="auto">
+                    <a:xfrm>
+                      <a:off x="0" y="0"/>
+                      <a:ext cx="6120130" cy="2827655"/>
+                    </a:xfrm>
+                    <a:prstGeom prst="rect">
+                      <a:avLst/>
+                    </a:prstGeom>
+                  </pic:spPr>
+                </pic:pic>
+              </a:graphicData>
+            </a:graphic>
+          </wp:anchor>
+        </w:drawing>
+      </w:r>
+      <w:r>
+        <w:rPr/>
+        <w:t>модель фотографий</w:t>
+      </w:r>
+    </w:p>
+    <w:p>
+      <w:pPr>
+        <w:pStyle w:val="Normal"/>
+        <w:bidi w:val="0"/>
+        <w:jc w:val="start"/>
+        <w:rPr/>
+      </w:pPr>
+      <w:r>
+        <w:rPr/>
+      </w:r>
+    </w:p>
+    <w:p>
+      <w:pPr>
+        <w:pStyle w:val="Normal"/>
+        <w:bidi w:val="0"/>
+        <w:jc w:val="start"/>
+        <w:rPr/>
+      </w:pPr>
+      <w:r>
+        <w:drawing>
+          <wp:anchor behindDoc="0" distT="0" distB="0" distL="0" distR="0" simplePos="0" locked="0" layoutInCell="0" allowOverlap="1" relativeHeight="22">
+            <wp:simplePos x="0" y="0"/>
+            <wp:positionH relativeFrom="column">
+              <wp:align>center</wp:align>
+            </wp:positionH>
+            <wp:positionV relativeFrom="paragraph">
+              <wp:posOffset>635</wp:posOffset>
+            </wp:positionV>
+            <wp:extent cx="6120130" cy="3181985"/>
+            <wp:effectExtent l="0" t="0" r="0" b="0"/>
+            <wp:wrapSquare wrapText="largest"/>
+            <wp:docPr id="21" name="Изображение21" descr="" title=""/>
+            <wp:cNvGraphicFramePr>
+              <a:graphicFrameLocks xmlns:a="http://schemas.openxmlformats.org/drawingml/2006/main" noChangeAspect="1"/>
+            </wp:cNvGraphicFramePr>
+            <a:graphic xmlns:a="http://schemas.openxmlformats.org/drawingml/2006/main">
+              <a:graphicData uri="http://schemas.openxmlformats.org/drawingml/2006/picture">
+                <pic:pic xmlns:pic="http://schemas.openxmlformats.org/drawingml/2006/picture">
+                  <pic:nvPicPr>
+                    <pic:cNvPr id="21" name="Изображение21" descr="" title=""/>
+                    <pic:cNvPicPr>
+                      <a:picLocks noChangeAspect="1" noChangeArrowheads="1"/>
+                    </pic:cNvPicPr>
+                  </pic:nvPicPr>
+                  <pic:blipFill>
+                    <a:blip r:embed="rId22"/>
+                    <a:stretch>
+                      <a:fillRect/>
+                    </a:stretch>
+                  </pic:blipFill>
+                  <pic:spPr bwMode="auto">
+                    <a:xfrm>
+                      <a:off x="0" y="0"/>
+                      <a:ext cx="6120130" cy="3181985"/>
+                    </a:xfrm>
+                    <a:prstGeom prst="rect">
+                      <a:avLst/>
+                    </a:prstGeom>
+                  </pic:spPr>
+                </pic:pic>
+              </a:graphicData>
+            </a:graphic>
+          </wp:anchor>
+        </w:drawing>
+      </w:r>
+      <w:r>
+        <w:rPr/>
+        <w:t>создание контроллеров и представлений таблиц филамент</w:t>
       </w:r>
     </w:p>
     <w:sectPr>

--- a/Диплом.docx
+++ b/Диплом.docx
@@ -1580,6 +1580,28 @@
       <w:r>
         <w:rPr/>
         <w:t>создание контроллеров и представлений таблиц филамент</w:t>
+      </w:r>
+    </w:p>
+    <w:p>
+      <w:pPr>
+        <w:pStyle w:val="Normal"/>
+        <w:bidi w:val="0"/>
+        <w:jc w:val="start"/>
+        <w:rPr/>
+      </w:pPr>
+      <w:r>
+        <w:rPr/>
+      </w:r>
+    </w:p>
+    <w:p>
+      <w:pPr>
+        <w:pStyle w:val="Normal"/>
+        <w:bidi w:val="0"/>
+        <w:jc w:val="start"/>
+        <w:rPr/>
+      </w:pPr>
+      <w:r>
+        <w:rPr/>
       </w:r>
     </w:p>
     <w:sectPr>

--- a/Диплом.docx
+++ b/Диплом.docx
@@ -1124,6 +1124,108 @@
         <w:rPr/>
       </w:pPr>
       <w:r>
+        <w:rPr/>
+        <w:t>Создание моделей</w:t>
+      </w:r>
+    </w:p>
+    <w:p>
+      <w:pPr>
+        <w:pStyle w:val="Normal"/>
+        <w:bidi w:val="0"/>
+        <w:jc w:val="start"/>
+        <w:rPr/>
+      </w:pPr>
+      <w:r>
+        <w:rPr/>
+        <w:drawing>
+          <wp:anchor behindDoc="0" distT="0" distB="0" distL="0" distR="0" simplePos="0" locked="0" layoutInCell="0" allowOverlap="1" relativeHeight="21">
+            <wp:simplePos x="0" y="0"/>
+            <wp:positionH relativeFrom="column">
+              <wp:align>center</wp:align>
+            </wp:positionH>
+            <wp:positionV relativeFrom="paragraph">
+              <wp:posOffset>635</wp:posOffset>
+            </wp:positionV>
+            <wp:extent cx="6120130" cy="3824605"/>
+            <wp:effectExtent l="0" t="0" r="0" b="0"/>
+            <wp:wrapSquare wrapText="largest"/>
+            <wp:docPr id="15" name="Image1" descr="" title=""/>
+            <wp:cNvGraphicFramePr>
+              <a:graphicFrameLocks xmlns:a="http://schemas.openxmlformats.org/drawingml/2006/main" noChangeAspect="1"/>
+            </wp:cNvGraphicFramePr>
+            <a:graphic xmlns:a="http://schemas.openxmlformats.org/drawingml/2006/main">
+              <a:graphicData uri="http://schemas.openxmlformats.org/drawingml/2006/picture">
+                <pic:pic xmlns:pic="http://schemas.openxmlformats.org/drawingml/2006/picture">
+                  <pic:nvPicPr>
+                    <pic:cNvPr id="15" name="Image1" descr="" title=""/>
+                    <pic:cNvPicPr>
+                      <a:picLocks noChangeAspect="1" noChangeArrowheads="1"/>
+                    </pic:cNvPicPr>
+                  </pic:nvPicPr>
+                  <pic:blipFill>
+                    <a:blip r:embed="rId16"/>
+                    <a:stretch>
+                      <a:fillRect/>
+                    </a:stretch>
+                  </pic:blipFill>
+                  <pic:spPr bwMode="auto">
+                    <a:xfrm>
+                      <a:off x="0" y="0"/>
+                      <a:ext cx="6120130" cy="3824605"/>
+                    </a:xfrm>
+                    <a:prstGeom prst="rect">
+                      <a:avLst/>
+                    </a:prstGeom>
+                  </pic:spPr>
+                </pic:pic>
+              </a:graphicData>
+            </a:graphic>
+          </wp:anchor>
+        </w:drawing>
+      </w:r>
+    </w:p>
+    <w:p>
+      <w:pPr>
+        <w:pStyle w:val="Normal"/>
+        <w:bidi w:val="0"/>
+        <w:jc w:val="start"/>
+        <w:rPr/>
+      </w:pPr>
+      <w:r>
+        <w:rPr/>
+      </w:r>
+    </w:p>
+    <w:p>
+      <w:pPr>
+        <w:pStyle w:val="Normal"/>
+        <w:bidi w:val="0"/>
+        <w:jc w:val="start"/>
+        <w:rPr/>
+      </w:pPr>
+      <w:r>
+        <w:rPr/>
+        <w:t>модели адресов и атрибутов</w:t>
+      </w:r>
+    </w:p>
+    <w:p>
+      <w:pPr>
+        <w:pStyle w:val="Normal"/>
+        <w:bidi w:val="0"/>
+        <w:jc w:val="start"/>
+        <w:rPr/>
+      </w:pPr>
+      <w:r>
+        <w:rPr/>
+      </w:r>
+    </w:p>
+    <w:p>
+      <w:pPr>
+        <w:pStyle w:val="Normal"/>
+        <w:bidi w:val="0"/>
+        <w:jc w:val="start"/>
+        <w:rPr/>
+      </w:pPr>
+      <w:r>
         <w:drawing>
           <wp:anchor behindDoc="0" distT="0" distB="0" distL="0" distR="0" simplePos="0" locked="0" layoutInCell="0" allowOverlap="1" relativeHeight="16">
             <wp:simplePos x="0" y="0"/>
@@ -1133,68 +1235,67 @@
             <wp:positionV relativeFrom="paragraph">
               <wp:posOffset>635</wp:posOffset>
             </wp:positionV>
-            <wp:extent cx="6120130" cy="5889625"/>
-            <wp:effectExtent l="0" t="0" r="0" b="0"/>
-            <wp:wrapSquare wrapText="largest"/>
-            <wp:docPr id="15" name="Изображение15" descr="" title=""/>
-            <wp:cNvGraphicFramePr>
-              <a:graphicFrameLocks xmlns:a="http://schemas.openxmlformats.org/drawingml/2006/main" noChangeAspect="1"/>
-            </wp:cNvGraphicFramePr>
-            <a:graphic xmlns:a="http://schemas.openxmlformats.org/drawingml/2006/main">
-              <a:graphicData uri="http://schemas.openxmlformats.org/drawingml/2006/picture">
-                <pic:pic xmlns:pic="http://schemas.openxmlformats.org/drawingml/2006/picture">
-                  <pic:nvPicPr>
-                    <pic:cNvPr id="15" name="Изображение15" descr="" title=""/>
-                    <pic:cNvPicPr>
-                      <a:picLocks noChangeAspect="1" noChangeArrowheads="1"/>
-                    </pic:cNvPicPr>
-                  </pic:nvPicPr>
-                  <pic:blipFill>
-                    <a:blip r:embed="rId16"/>
-                    <a:stretch>
-                      <a:fillRect/>
-                    </a:stretch>
-                  </pic:blipFill>
-                  <pic:spPr bwMode="auto">
-                    <a:xfrm>
-                      <a:off x="0" y="0"/>
-                      <a:ext cx="6120130" cy="5889625"/>
-                    </a:xfrm>
-                    <a:prstGeom prst="rect">
-                      <a:avLst/>
-                    </a:prstGeom>
-                  </pic:spPr>
-                </pic:pic>
-              </a:graphicData>
-            </a:graphic>
-          </wp:anchor>
-        </w:drawing>
-      </w:r>
-      <w:r>
-        <w:rPr/>
-        <w:t>Создание моделей</w:t>
-      </w:r>
-    </w:p>
-    <w:p>
-      <w:pPr>
-        <w:pStyle w:val="Normal"/>
-        <w:bidi w:val="0"/>
-        <w:jc w:val="start"/>
-        <w:rPr/>
-      </w:pPr>
-      <w:r>
-        <w:rPr/>
-      </w:r>
-    </w:p>
-    <w:p>
-      <w:pPr>
-        <w:pStyle w:val="Normal"/>
-        <w:bidi w:val="0"/>
-        <w:jc w:val="start"/>
-        <w:rPr/>
-      </w:pPr>
-      <w:r>
-        <w:rPr/>
+            <wp:extent cx="6120130" cy="2055495"/>
+            <wp:effectExtent l="0" t="0" r="0" b="0"/>
+            <wp:wrapSquare wrapText="largest"/>
+            <wp:docPr id="16" name="Изображение17" descr="" title=""/>
+            <wp:cNvGraphicFramePr>
+              <a:graphicFrameLocks xmlns:a="http://schemas.openxmlformats.org/drawingml/2006/main" noChangeAspect="1"/>
+            </wp:cNvGraphicFramePr>
+            <a:graphic xmlns:a="http://schemas.openxmlformats.org/drawingml/2006/main">
+              <a:graphicData uri="http://schemas.openxmlformats.org/drawingml/2006/picture">
+                <pic:pic xmlns:pic="http://schemas.openxmlformats.org/drawingml/2006/picture">
+                  <pic:nvPicPr>
+                    <pic:cNvPr id="16" name="Изображение17" descr="" title=""/>
+                    <pic:cNvPicPr>
+                      <a:picLocks noChangeAspect="1" noChangeArrowheads="1"/>
+                    </pic:cNvPicPr>
+                  </pic:nvPicPr>
+                  <pic:blipFill>
+                    <a:blip r:embed="rId17"/>
+                    <a:stretch>
+                      <a:fillRect/>
+                    </a:stretch>
+                  </pic:blipFill>
+                  <pic:spPr bwMode="auto">
+                    <a:xfrm>
+                      <a:off x="0" y="0"/>
+                      <a:ext cx="6120130" cy="2055495"/>
+                    </a:xfrm>
+                    <a:prstGeom prst="rect">
+                      <a:avLst/>
+                    </a:prstGeom>
+                  </pic:spPr>
+                </pic:pic>
+              </a:graphicData>
+            </a:graphic>
+          </wp:anchor>
+        </w:drawing>
+      </w:r>
+      <w:r>
+        <w:rPr/>
+        <w:t>модели значений и категорий</w:t>
+      </w:r>
+    </w:p>
+    <w:p>
+      <w:pPr>
+        <w:pStyle w:val="Normal"/>
+        <w:bidi w:val="0"/>
+        <w:jc w:val="start"/>
+        <w:rPr/>
+      </w:pPr>
+      <w:r>
+        <w:rPr/>
+      </w:r>
+    </w:p>
+    <w:p>
+      <w:pPr>
+        <w:pStyle w:val="Normal"/>
+        <w:bidi w:val="0"/>
+        <w:jc w:val="start"/>
+        <w:rPr/>
+      </w:pPr>
+      <w:r>
         <w:drawing>
           <wp:anchor behindDoc="0" distT="0" distB="0" distL="0" distR="0" simplePos="0" locked="0" layoutInCell="0" allowOverlap="1" relativeHeight="17">
             <wp:simplePos x="0" y="0"/>
@@ -1204,65 +1305,46 @@
             <wp:positionV relativeFrom="paragraph">
               <wp:posOffset>635</wp:posOffset>
             </wp:positionV>
-            <wp:extent cx="6120130" cy="1930400"/>
-            <wp:effectExtent l="0" t="0" r="0" b="0"/>
-            <wp:wrapSquare wrapText="largest"/>
-            <wp:docPr id="16" name="Изображение16" descr="" title=""/>
-            <wp:cNvGraphicFramePr>
-              <a:graphicFrameLocks xmlns:a="http://schemas.openxmlformats.org/drawingml/2006/main" noChangeAspect="1"/>
-            </wp:cNvGraphicFramePr>
-            <a:graphic xmlns:a="http://schemas.openxmlformats.org/drawingml/2006/main">
-              <a:graphicData uri="http://schemas.openxmlformats.org/drawingml/2006/picture">
-                <pic:pic xmlns:pic="http://schemas.openxmlformats.org/drawingml/2006/picture">
-                  <pic:nvPicPr>
-                    <pic:cNvPr id="16" name="Изображение16" descr="" title=""/>
-                    <pic:cNvPicPr>
-                      <a:picLocks noChangeAspect="1" noChangeArrowheads="1"/>
-                    </pic:cNvPicPr>
-                  </pic:nvPicPr>
-                  <pic:blipFill>
-                    <a:blip r:embed="rId17"/>
-                    <a:stretch>
-                      <a:fillRect/>
-                    </a:stretch>
-                  </pic:blipFill>
-                  <pic:spPr bwMode="auto">
-                    <a:xfrm>
-                      <a:off x="0" y="0"/>
-                      <a:ext cx="6120130" cy="1930400"/>
-                    </a:xfrm>
-                    <a:prstGeom prst="rect">
-                      <a:avLst/>
-                    </a:prstGeom>
-                  </pic:spPr>
-                </pic:pic>
-              </a:graphicData>
-            </a:graphic>
-          </wp:anchor>
-        </w:drawing>
-      </w:r>
-    </w:p>
-    <w:p>
-      <w:pPr>
-        <w:pStyle w:val="Normal"/>
-        <w:bidi w:val="0"/>
-        <w:jc w:val="start"/>
-        <w:rPr/>
-      </w:pPr>
-      <w:r>
-        <w:rPr/>
-        <w:t>модели адресов и атрибутов</w:t>
-      </w:r>
-    </w:p>
-    <w:p>
-      <w:pPr>
-        <w:pStyle w:val="Normal"/>
-        <w:bidi w:val="0"/>
-        <w:jc w:val="start"/>
-        <w:rPr/>
-      </w:pPr>
-      <w:r>
-        <w:rPr/>
+            <wp:extent cx="6120130" cy="2910840"/>
+            <wp:effectExtent l="0" t="0" r="0" b="0"/>
+            <wp:wrapSquare wrapText="largest"/>
+            <wp:docPr id="17" name="Изображение18" descr="" title=""/>
+            <wp:cNvGraphicFramePr>
+              <a:graphicFrameLocks xmlns:a="http://schemas.openxmlformats.org/drawingml/2006/main" noChangeAspect="1"/>
+            </wp:cNvGraphicFramePr>
+            <a:graphic xmlns:a="http://schemas.openxmlformats.org/drawingml/2006/main">
+              <a:graphicData uri="http://schemas.openxmlformats.org/drawingml/2006/picture">
+                <pic:pic xmlns:pic="http://schemas.openxmlformats.org/drawingml/2006/picture">
+                  <pic:nvPicPr>
+                    <pic:cNvPr id="17" name="Изображение18" descr="" title=""/>
+                    <pic:cNvPicPr>
+                      <a:picLocks noChangeAspect="1" noChangeArrowheads="1"/>
+                    </pic:cNvPicPr>
+                  </pic:nvPicPr>
+                  <pic:blipFill>
+                    <a:blip r:embed="rId18"/>
+                    <a:stretch>
+                      <a:fillRect/>
+                    </a:stretch>
+                  </pic:blipFill>
+                  <pic:spPr bwMode="auto">
+                    <a:xfrm>
+                      <a:off x="0" y="0"/>
+                      <a:ext cx="6120130" cy="2910840"/>
+                    </a:xfrm>
+                    <a:prstGeom prst="rect">
+                      <a:avLst/>
+                    </a:prstGeom>
+                  </pic:spPr>
+                </pic:pic>
+              </a:graphicData>
+            </a:graphic>
+          </wp:anchor>
+        </w:drawing>
+      </w:r>
+      <w:r>
+        <w:rPr/>
+        <w:t>модели заказов и деталей заказов</w:t>
       </w:r>
     </w:p>
     <w:p>
@@ -1282,57 +1364,46 @@
             <wp:positionV relativeFrom="paragraph">
               <wp:posOffset>635</wp:posOffset>
             </wp:positionV>
-            <wp:extent cx="6120130" cy="2055495"/>
-            <wp:effectExtent l="0" t="0" r="0" b="0"/>
-            <wp:wrapSquare wrapText="largest"/>
-            <wp:docPr id="17" name="Изображение17" descr="" title=""/>
-            <wp:cNvGraphicFramePr>
-              <a:graphicFrameLocks xmlns:a="http://schemas.openxmlformats.org/drawingml/2006/main" noChangeAspect="1"/>
-            </wp:cNvGraphicFramePr>
-            <a:graphic xmlns:a="http://schemas.openxmlformats.org/drawingml/2006/main">
-              <a:graphicData uri="http://schemas.openxmlformats.org/drawingml/2006/picture">
-                <pic:pic xmlns:pic="http://schemas.openxmlformats.org/drawingml/2006/picture">
-                  <pic:nvPicPr>
-                    <pic:cNvPr id="17" name="Изображение17" descr="" title=""/>
-                    <pic:cNvPicPr>
-                      <a:picLocks noChangeAspect="1" noChangeArrowheads="1"/>
-                    </pic:cNvPicPr>
-                  </pic:nvPicPr>
-                  <pic:blipFill>
-                    <a:blip r:embed="rId18"/>
-                    <a:stretch>
-                      <a:fillRect/>
-                    </a:stretch>
-                  </pic:blipFill>
-                  <pic:spPr bwMode="auto">
-                    <a:xfrm>
-                      <a:off x="0" y="0"/>
-                      <a:ext cx="6120130" cy="2055495"/>
-                    </a:xfrm>
-                    <a:prstGeom prst="rect">
-                      <a:avLst/>
-                    </a:prstGeom>
-                  </pic:spPr>
-                </pic:pic>
-              </a:graphicData>
-            </a:graphic>
-          </wp:anchor>
-        </w:drawing>
-      </w:r>
-      <w:r>
-        <w:rPr/>
-        <w:t>модели значений и категорий</w:t>
-      </w:r>
-    </w:p>
-    <w:p>
-      <w:pPr>
-        <w:pStyle w:val="Normal"/>
-        <w:bidi w:val="0"/>
-        <w:jc w:val="start"/>
-        <w:rPr/>
-      </w:pPr>
-      <w:r>
-        <w:rPr/>
+            <wp:extent cx="6120130" cy="5634355"/>
+            <wp:effectExtent l="0" t="0" r="0" b="0"/>
+            <wp:wrapSquare wrapText="largest"/>
+            <wp:docPr id="18" name="Изображение19" descr="" title=""/>
+            <wp:cNvGraphicFramePr>
+              <a:graphicFrameLocks xmlns:a="http://schemas.openxmlformats.org/drawingml/2006/main" noChangeAspect="1"/>
+            </wp:cNvGraphicFramePr>
+            <a:graphic xmlns:a="http://schemas.openxmlformats.org/drawingml/2006/main">
+              <a:graphicData uri="http://schemas.openxmlformats.org/drawingml/2006/picture">
+                <pic:pic xmlns:pic="http://schemas.openxmlformats.org/drawingml/2006/picture">
+                  <pic:nvPicPr>
+                    <pic:cNvPr id="18" name="Изображение19" descr="" title=""/>
+                    <pic:cNvPicPr>
+                      <a:picLocks noChangeAspect="1" noChangeArrowheads="1"/>
+                    </pic:cNvPicPr>
+                  </pic:nvPicPr>
+                  <pic:blipFill>
+                    <a:blip r:embed="rId19"/>
+                    <a:stretch>
+                      <a:fillRect/>
+                    </a:stretch>
+                  </pic:blipFill>
+                  <pic:spPr bwMode="auto">
+                    <a:xfrm>
+                      <a:off x="0" y="0"/>
+                      <a:ext cx="6120130" cy="5634355"/>
+                    </a:xfrm>
+                    <a:prstGeom prst="rect">
+                      <a:avLst/>
+                    </a:prstGeom>
+                  </pic:spPr>
+                </pic:pic>
+              </a:graphicData>
+            </a:graphic>
+          </wp:anchor>
+        </w:drawing>
+      </w:r>
+      <w:r>
+        <w:rPr/>
+        <w:t>модель товаров</w:t>
       </w:r>
     </w:p>
     <w:p>
@@ -1352,46 +1423,57 @@
             <wp:positionV relativeFrom="paragraph">
               <wp:posOffset>635</wp:posOffset>
             </wp:positionV>
-            <wp:extent cx="6120130" cy="2910840"/>
-            <wp:effectExtent l="0" t="0" r="0" b="0"/>
-            <wp:wrapSquare wrapText="largest"/>
-            <wp:docPr id="18" name="Изображение18" descr="" title=""/>
-            <wp:cNvGraphicFramePr>
-              <a:graphicFrameLocks xmlns:a="http://schemas.openxmlformats.org/drawingml/2006/main" noChangeAspect="1"/>
-            </wp:cNvGraphicFramePr>
-            <a:graphic xmlns:a="http://schemas.openxmlformats.org/drawingml/2006/main">
-              <a:graphicData uri="http://schemas.openxmlformats.org/drawingml/2006/picture">
-                <pic:pic xmlns:pic="http://schemas.openxmlformats.org/drawingml/2006/picture">
-                  <pic:nvPicPr>
-                    <pic:cNvPr id="18" name="Изображение18" descr="" title=""/>
-                    <pic:cNvPicPr>
-                      <a:picLocks noChangeAspect="1" noChangeArrowheads="1"/>
-                    </pic:cNvPicPr>
-                  </pic:nvPicPr>
-                  <pic:blipFill>
-                    <a:blip r:embed="rId19"/>
-                    <a:stretch>
-                      <a:fillRect/>
-                    </a:stretch>
-                  </pic:blipFill>
-                  <pic:spPr bwMode="auto">
-                    <a:xfrm>
-                      <a:off x="0" y="0"/>
-                      <a:ext cx="6120130" cy="2910840"/>
-                    </a:xfrm>
-                    <a:prstGeom prst="rect">
-                      <a:avLst/>
-                    </a:prstGeom>
-                  </pic:spPr>
-                </pic:pic>
-              </a:graphicData>
-            </a:graphic>
-          </wp:anchor>
-        </w:drawing>
-      </w:r>
-      <w:r>
-        <w:rPr/>
-        <w:t>модели заказов и деталей заказов</w:t>
+            <wp:extent cx="6120130" cy="2827655"/>
+            <wp:effectExtent l="0" t="0" r="0" b="0"/>
+            <wp:wrapSquare wrapText="largest"/>
+            <wp:docPr id="19" name="Изображение20" descr="" title=""/>
+            <wp:cNvGraphicFramePr>
+              <a:graphicFrameLocks xmlns:a="http://schemas.openxmlformats.org/drawingml/2006/main" noChangeAspect="1"/>
+            </wp:cNvGraphicFramePr>
+            <a:graphic xmlns:a="http://schemas.openxmlformats.org/drawingml/2006/main">
+              <a:graphicData uri="http://schemas.openxmlformats.org/drawingml/2006/picture">
+                <pic:pic xmlns:pic="http://schemas.openxmlformats.org/drawingml/2006/picture">
+                  <pic:nvPicPr>
+                    <pic:cNvPr id="19" name="Изображение20" descr="" title=""/>
+                    <pic:cNvPicPr>
+                      <a:picLocks noChangeAspect="1" noChangeArrowheads="1"/>
+                    </pic:cNvPicPr>
+                  </pic:nvPicPr>
+                  <pic:blipFill>
+                    <a:blip r:embed="rId20"/>
+                    <a:stretch>
+                      <a:fillRect/>
+                    </a:stretch>
+                  </pic:blipFill>
+                  <pic:spPr bwMode="auto">
+                    <a:xfrm>
+                      <a:off x="0" y="0"/>
+                      <a:ext cx="6120130" cy="2827655"/>
+                    </a:xfrm>
+                    <a:prstGeom prst="rect">
+                      <a:avLst/>
+                    </a:prstGeom>
+                  </pic:spPr>
+                </pic:pic>
+              </a:graphicData>
+            </a:graphic>
+          </wp:anchor>
+        </w:drawing>
+      </w:r>
+      <w:r>
+        <w:rPr/>
+        <w:t>модель фотографий</w:t>
+      </w:r>
+    </w:p>
+    <w:p>
+      <w:pPr>
+        <w:pStyle w:val="Normal"/>
+        <w:bidi w:val="0"/>
+        <w:jc w:val="start"/>
+        <w:rPr/>
+      </w:pPr>
+      <w:r>
+        <w:rPr/>
       </w:r>
     </w:p>
     <w:p>
@@ -1411,77 +1493,18 @@
             <wp:positionV relativeFrom="paragraph">
               <wp:posOffset>635</wp:posOffset>
             </wp:positionV>
-            <wp:extent cx="6120130" cy="5634355"/>
-            <wp:effectExtent l="0" t="0" r="0" b="0"/>
-            <wp:wrapSquare wrapText="largest"/>
-            <wp:docPr id="19" name="Изображение19" descr="" title=""/>
-            <wp:cNvGraphicFramePr>
-              <a:graphicFrameLocks xmlns:a="http://schemas.openxmlformats.org/drawingml/2006/main" noChangeAspect="1"/>
-            </wp:cNvGraphicFramePr>
-            <a:graphic xmlns:a="http://schemas.openxmlformats.org/drawingml/2006/main">
-              <a:graphicData uri="http://schemas.openxmlformats.org/drawingml/2006/picture">
-                <pic:pic xmlns:pic="http://schemas.openxmlformats.org/drawingml/2006/picture">
-                  <pic:nvPicPr>
-                    <pic:cNvPr id="19" name="Изображение19" descr="" title=""/>
-                    <pic:cNvPicPr>
-                      <a:picLocks noChangeAspect="1" noChangeArrowheads="1"/>
-                    </pic:cNvPicPr>
-                  </pic:nvPicPr>
-                  <pic:blipFill>
-                    <a:blip r:embed="rId20"/>
-                    <a:stretch>
-                      <a:fillRect/>
-                    </a:stretch>
-                  </pic:blipFill>
-                  <pic:spPr bwMode="auto">
-                    <a:xfrm>
-                      <a:off x="0" y="0"/>
-                      <a:ext cx="6120130" cy="5634355"/>
-                    </a:xfrm>
-                    <a:prstGeom prst="rect">
-                      <a:avLst/>
-                    </a:prstGeom>
-                  </pic:spPr>
-                </pic:pic>
-              </a:graphicData>
-            </a:graphic>
-          </wp:anchor>
-        </w:drawing>
-      </w:r>
-      <w:r>
-        <w:rPr/>
-        <w:t>модель товаров</w:t>
-      </w:r>
-    </w:p>
-    <w:p>
-      <w:pPr>
-        <w:pStyle w:val="Normal"/>
-        <w:bidi w:val="0"/>
-        <w:jc w:val="start"/>
-        <w:rPr/>
-      </w:pPr>
-      <w:r>
-        <w:drawing>
-          <wp:anchor behindDoc="0" distT="0" distB="0" distL="0" distR="0" simplePos="0" locked="0" layoutInCell="0" allowOverlap="1" relativeHeight="21">
-            <wp:simplePos x="0" y="0"/>
-            <wp:positionH relativeFrom="column">
-              <wp:align>center</wp:align>
-            </wp:positionH>
-            <wp:positionV relativeFrom="paragraph">
-              <wp:posOffset>635</wp:posOffset>
-            </wp:positionV>
-            <wp:extent cx="6120130" cy="2827655"/>
-            <wp:effectExtent l="0" t="0" r="0" b="0"/>
-            <wp:wrapSquare wrapText="largest"/>
-            <wp:docPr id="20" name="Изображение20" descr="" title=""/>
-            <wp:cNvGraphicFramePr>
-              <a:graphicFrameLocks xmlns:a="http://schemas.openxmlformats.org/drawingml/2006/main" noChangeAspect="1"/>
-            </wp:cNvGraphicFramePr>
-            <a:graphic xmlns:a="http://schemas.openxmlformats.org/drawingml/2006/main">
-              <a:graphicData uri="http://schemas.openxmlformats.org/drawingml/2006/picture">
-                <pic:pic xmlns:pic="http://schemas.openxmlformats.org/drawingml/2006/picture">
-                  <pic:nvPicPr>
-                    <pic:cNvPr id="20" name="Изображение20" descr="" title=""/>
+            <wp:extent cx="6120130" cy="3181985"/>
+            <wp:effectExtent l="0" t="0" r="0" b="0"/>
+            <wp:wrapSquare wrapText="largest"/>
+            <wp:docPr id="20" name="Изображение21" descr="" title=""/>
+            <wp:cNvGraphicFramePr>
+              <a:graphicFrameLocks xmlns:a="http://schemas.openxmlformats.org/drawingml/2006/main" noChangeAspect="1"/>
+            </wp:cNvGraphicFramePr>
+            <a:graphic xmlns:a="http://schemas.openxmlformats.org/drawingml/2006/main">
+              <a:graphicData uri="http://schemas.openxmlformats.org/drawingml/2006/picture">
+                <pic:pic xmlns:pic="http://schemas.openxmlformats.org/drawingml/2006/picture">
+                  <pic:nvPicPr>
+                    <pic:cNvPr id="20" name="Изображение21" descr="" title=""/>
                     <pic:cNvPicPr>
                       <a:picLocks noChangeAspect="1" noChangeArrowheads="1"/>
                     </pic:cNvPicPr>
@@ -1495,21 +1518,21 @@
                   <pic:spPr bwMode="auto">
                     <a:xfrm>
                       <a:off x="0" y="0"/>
-                      <a:ext cx="6120130" cy="2827655"/>
-                    </a:xfrm>
-                    <a:prstGeom prst="rect">
-                      <a:avLst/>
-                    </a:prstGeom>
-                  </pic:spPr>
-                </pic:pic>
-              </a:graphicData>
-            </a:graphic>
-          </wp:anchor>
-        </w:drawing>
-      </w:r>
-      <w:r>
-        <w:rPr/>
-        <w:t>модель фотографий</w:t>
+                      <a:ext cx="6120130" cy="3181985"/>
+                    </a:xfrm>
+                    <a:prstGeom prst="rect">
+                      <a:avLst/>
+                    </a:prstGeom>
+                  </pic:spPr>
+                </pic:pic>
+              </a:graphicData>
+            </a:graphic>
+          </wp:anchor>
+        </w:drawing>
+      </w:r>
+      <w:r>
+        <w:rPr/>
+        <w:t>создание контроллеров и представлений таблиц филамент</w:t>
       </w:r>
     </w:p>
     <w:p>
@@ -1540,18 +1563,18 @@
             <wp:positionV relativeFrom="paragraph">
               <wp:posOffset>635</wp:posOffset>
             </wp:positionV>
-            <wp:extent cx="6120130" cy="3181985"/>
-            <wp:effectExtent l="0" t="0" r="0" b="0"/>
-            <wp:wrapSquare wrapText="largest"/>
-            <wp:docPr id="21" name="Изображение21" descr="" title=""/>
-            <wp:cNvGraphicFramePr>
-              <a:graphicFrameLocks xmlns:a="http://schemas.openxmlformats.org/drawingml/2006/main" noChangeAspect="1"/>
-            </wp:cNvGraphicFramePr>
-            <a:graphic xmlns:a="http://schemas.openxmlformats.org/drawingml/2006/main">
-              <a:graphicData uri="http://schemas.openxmlformats.org/drawingml/2006/picture">
-                <pic:pic xmlns:pic="http://schemas.openxmlformats.org/drawingml/2006/picture">
-                  <pic:nvPicPr>
-                    <pic:cNvPr id="21" name="Изображение21" descr="" title=""/>
+            <wp:extent cx="6120130" cy="1732280"/>
+            <wp:effectExtent l="0" t="0" r="0" b="0"/>
+            <wp:wrapSquare wrapText="largest"/>
+            <wp:docPr id="21" name="Image2" descr="" title=""/>
+            <wp:cNvGraphicFramePr>
+              <a:graphicFrameLocks xmlns:a="http://schemas.openxmlformats.org/drawingml/2006/main" noChangeAspect="1"/>
+            </wp:cNvGraphicFramePr>
+            <a:graphic xmlns:a="http://schemas.openxmlformats.org/drawingml/2006/main">
+              <a:graphicData uri="http://schemas.openxmlformats.org/drawingml/2006/picture">
+                <pic:pic xmlns:pic="http://schemas.openxmlformats.org/drawingml/2006/picture">
+                  <pic:nvPicPr>
+                    <pic:cNvPr id="21" name="Image2" descr="" title=""/>
                     <pic:cNvPicPr>
                       <a:picLocks noChangeAspect="1" noChangeArrowheads="1"/>
                     </pic:cNvPicPr>
@@ -1565,43 +1588,387 @@
                   <pic:spPr bwMode="auto">
                     <a:xfrm>
                       <a:off x="0" y="0"/>
-                      <a:ext cx="6120130" cy="3181985"/>
-                    </a:xfrm>
-                    <a:prstGeom prst="rect">
-                      <a:avLst/>
-                    </a:prstGeom>
-                  </pic:spPr>
-                </pic:pic>
-              </a:graphicData>
-            </a:graphic>
-          </wp:anchor>
-        </w:drawing>
-      </w:r>
-      <w:r>
-        <w:rPr/>
-        <w:t>создание контроллеров и представлений таблиц филамент</w:t>
-      </w:r>
-    </w:p>
-    <w:p>
-      <w:pPr>
-        <w:pStyle w:val="Normal"/>
-        <w:bidi w:val="0"/>
-        <w:jc w:val="start"/>
-        <w:rPr/>
-      </w:pPr>
-      <w:r>
-        <w:rPr/>
-      </w:r>
-    </w:p>
-    <w:p>
-      <w:pPr>
-        <w:pStyle w:val="Normal"/>
-        <w:bidi w:val="0"/>
-        <w:jc w:val="start"/>
-        <w:rPr/>
-      </w:pPr>
-      <w:r>
-        <w:rPr/>
+                      <a:ext cx="6120130" cy="1732280"/>
+                    </a:xfrm>
+                    <a:prstGeom prst="rect">
+                      <a:avLst/>
+                    </a:prstGeom>
+                  </pic:spPr>
+                </pic:pic>
+              </a:graphicData>
+            </a:graphic>
+          </wp:anchor>
+        </w:drawing>
+      </w:r>
+      <w:r>
+        <w:rPr/>
+        <w:t>создание middleware администратора</w:t>
+      </w:r>
+    </w:p>
+    <w:p>
+      <w:pPr>
+        <w:pStyle w:val="Normal"/>
+        <w:bidi w:val="0"/>
+        <w:jc w:val="start"/>
+        <w:rPr/>
+      </w:pPr>
+      <w:r>
+        <w:rPr/>
+      </w:r>
+    </w:p>
+    <w:p>
+      <w:pPr>
+        <w:pStyle w:val="Normal"/>
+        <w:bidi w:val="0"/>
+        <w:jc w:val="start"/>
+        <w:rPr/>
+      </w:pPr>
+      <w:r>
+        <w:rPr/>
+      </w:r>
+    </w:p>
+    <w:p>
+      <w:pPr>
+        <w:pStyle w:val="Normal"/>
+        <w:bidi w:val="0"/>
+        <w:jc w:val="start"/>
+        <w:rPr/>
+      </w:pPr>
+      <w:r>
+        <w:rPr/>
+      </w:r>
+    </w:p>
+    <w:p>
+      <w:pPr>
+        <w:pStyle w:val="Normal"/>
+        <w:bidi w:val="0"/>
+        <w:jc w:val="start"/>
+        <w:rPr/>
+      </w:pPr>
+      <w:r>
+        <w:rPr/>
+        <w:drawing>
+          <wp:anchor behindDoc="0" distT="0" distB="0" distL="0" distR="0" simplePos="0" locked="0" layoutInCell="0" allowOverlap="1" relativeHeight="23">
+            <wp:simplePos x="0" y="0"/>
+            <wp:positionH relativeFrom="column">
+              <wp:align>center</wp:align>
+            </wp:positionH>
+            <wp:positionV relativeFrom="paragraph">
+              <wp:posOffset>635</wp:posOffset>
+            </wp:positionV>
+            <wp:extent cx="6120130" cy="3323590"/>
+            <wp:effectExtent l="0" t="0" r="0" b="0"/>
+            <wp:wrapSquare wrapText="largest"/>
+            <wp:docPr id="22" name="Image3" descr="" title=""/>
+            <wp:cNvGraphicFramePr>
+              <a:graphicFrameLocks xmlns:a="http://schemas.openxmlformats.org/drawingml/2006/main" noChangeAspect="1"/>
+            </wp:cNvGraphicFramePr>
+            <a:graphic xmlns:a="http://schemas.openxmlformats.org/drawingml/2006/main">
+              <a:graphicData uri="http://schemas.openxmlformats.org/drawingml/2006/picture">
+                <pic:pic xmlns:pic="http://schemas.openxmlformats.org/drawingml/2006/picture">
+                  <pic:nvPicPr>
+                    <pic:cNvPr id="22" name="Image3" descr="" title=""/>
+                    <pic:cNvPicPr>
+                      <a:picLocks noChangeAspect="1" noChangeArrowheads="1"/>
+                    </pic:cNvPicPr>
+                  </pic:nvPicPr>
+                  <pic:blipFill>
+                    <a:blip r:embed="rId23"/>
+                    <a:stretch>
+                      <a:fillRect/>
+                    </a:stretch>
+                  </pic:blipFill>
+                  <pic:spPr bwMode="auto">
+                    <a:xfrm>
+                      <a:off x="0" y="0"/>
+                      <a:ext cx="6120130" cy="3323590"/>
+                    </a:xfrm>
+                    <a:prstGeom prst="rect">
+                      <a:avLst/>
+                    </a:prstGeom>
+                  </pic:spPr>
+                </pic:pic>
+              </a:graphicData>
+            </a:graphic>
+          </wp:anchor>
+        </w:drawing>
+      </w:r>
+    </w:p>
+    <w:p>
+      <w:pPr>
+        <w:pStyle w:val="Normal"/>
+        <w:bidi w:val="0"/>
+        <w:jc w:val="start"/>
+        <w:rPr/>
+      </w:pPr>
+      <w:r>
+        <w:rPr/>
+        <w:t>функция проверки пользователя на администратора</w:t>
+      </w:r>
+    </w:p>
+    <w:p>
+      <w:pPr>
+        <w:pStyle w:val="Normal"/>
+        <w:bidi w:val="0"/>
+        <w:jc w:val="start"/>
+        <w:rPr/>
+      </w:pPr>
+      <w:r>
+        <w:rPr/>
+      </w:r>
+    </w:p>
+    <w:p>
+      <w:pPr>
+        <w:pStyle w:val="Normal"/>
+        <w:bidi w:val="0"/>
+        <w:jc w:val="start"/>
+        <w:rPr/>
+      </w:pPr>
+      <w:r>
+        <w:drawing>
+          <wp:anchor behindDoc="0" distT="0" distB="0" distL="0" distR="0" simplePos="0" locked="0" layoutInCell="0" allowOverlap="1" relativeHeight="24">
+            <wp:simplePos x="0" y="0"/>
+            <wp:positionH relativeFrom="column">
+              <wp:align>center</wp:align>
+            </wp:positionH>
+            <wp:positionV relativeFrom="paragraph">
+              <wp:posOffset>635</wp:posOffset>
+            </wp:positionV>
+            <wp:extent cx="6120130" cy="4023360"/>
+            <wp:effectExtent l="0" t="0" r="0" b="0"/>
+            <wp:wrapSquare wrapText="largest"/>
+            <wp:docPr id="23" name="Image4" descr="" title=""/>
+            <wp:cNvGraphicFramePr>
+              <a:graphicFrameLocks xmlns:a="http://schemas.openxmlformats.org/drawingml/2006/main" noChangeAspect="1"/>
+            </wp:cNvGraphicFramePr>
+            <a:graphic xmlns:a="http://schemas.openxmlformats.org/drawingml/2006/main">
+              <a:graphicData uri="http://schemas.openxmlformats.org/drawingml/2006/picture">
+                <pic:pic xmlns:pic="http://schemas.openxmlformats.org/drawingml/2006/picture">
+                  <pic:nvPicPr>
+                    <pic:cNvPr id="23" name="Image4" descr="" title=""/>
+                    <pic:cNvPicPr>
+                      <a:picLocks noChangeAspect="1" noChangeArrowheads="1"/>
+                    </pic:cNvPicPr>
+                  </pic:nvPicPr>
+                  <pic:blipFill>
+                    <a:blip r:embed="rId24"/>
+                    <a:stretch>
+                      <a:fillRect/>
+                    </a:stretch>
+                  </pic:blipFill>
+                  <pic:spPr bwMode="auto">
+                    <a:xfrm>
+                      <a:off x="0" y="0"/>
+                      <a:ext cx="6120130" cy="4023360"/>
+                    </a:xfrm>
+                    <a:prstGeom prst="rect">
+                      <a:avLst/>
+                    </a:prstGeom>
+                  </pic:spPr>
+                </pic:pic>
+              </a:graphicData>
+            </a:graphic>
+          </wp:anchor>
+        </w:drawing>
+      </w:r>
+      <w:r>
+        <w:rPr/>
+        <w:t>добавить наш миддвейр в группу филамент</w:t>
+      </w:r>
+    </w:p>
+    <w:p>
+      <w:pPr>
+        <w:pStyle w:val="Normal"/>
+        <w:bidi w:val="0"/>
+        <w:jc w:val="start"/>
+        <w:rPr/>
+      </w:pPr>
+      <w:r>
+        <w:rPr/>
+      </w:r>
+    </w:p>
+    <w:p>
+      <w:pPr>
+        <w:pStyle w:val="Normal"/>
+        <w:bidi w:val="0"/>
+        <w:jc w:val="start"/>
+        <w:rPr/>
+      </w:pPr>
+      <w:r>
+        <w:rPr/>
+      </w:r>
+    </w:p>
+    <w:p>
+      <w:pPr>
+        <w:pStyle w:val="Normal"/>
+        <w:bidi w:val="0"/>
+        <w:jc w:val="start"/>
+        <w:rPr/>
+      </w:pPr>
+      <w:r>
+        <w:rPr/>
+      </w:r>
+    </w:p>
+    <w:p>
+      <w:pPr>
+        <w:pStyle w:val="Normal"/>
+        <w:bidi w:val="0"/>
+        <w:jc w:val="start"/>
+        <w:rPr/>
+      </w:pPr>
+      <w:r>
+        <w:rPr/>
+      </w:r>
+    </w:p>
+    <w:p>
+      <w:pPr>
+        <w:pStyle w:val="Normal"/>
+        <w:bidi w:val="0"/>
+        <w:jc w:val="start"/>
+        <w:rPr/>
+      </w:pPr>
+      <w:r>
+        <w:rPr/>
+      </w:r>
+    </w:p>
+    <w:p>
+      <w:pPr>
+        <w:pStyle w:val="Normal"/>
+        <w:bidi w:val="0"/>
+        <w:jc w:val="start"/>
+        <w:rPr/>
+      </w:pPr>
+      <w:r>
+        <w:rPr/>
+      </w:r>
+    </w:p>
+    <w:p>
+      <w:pPr>
+        <w:pStyle w:val="Normal"/>
+        <w:bidi w:val="0"/>
+        <w:jc w:val="start"/>
+        <w:rPr/>
+      </w:pPr>
+      <w:r>
+        <w:drawing>
+          <wp:anchor behindDoc="0" distT="0" distB="0" distL="0" distR="0" simplePos="0" locked="0" layoutInCell="0" allowOverlap="1" relativeHeight="25">
+            <wp:simplePos x="0" y="0"/>
+            <wp:positionH relativeFrom="column">
+              <wp:align>center</wp:align>
+            </wp:positionH>
+            <wp:positionV relativeFrom="paragraph">
+              <wp:posOffset>635</wp:posOffset>
+            </wp:positionV>
+            <wp:extent cx="6120130" cy="3808095"/>
+            <wp:effectExtent l="0" t="0" r="0" b="0"/>
+            <wp:wrapSquare wrapText="largest"/>
+            <wp:docPr id="24" name="Image5" descr="" title=""/>
+            <wp:cNvGraphicFramePr>
+              <a:graphicFrameLocks xmlns:a="http://schemas.openxmlformats.org/drawingml/2006/main" noChangeAspect="1"/>
+            </wp:cNvGraphicFramePr>
+            <a:graphic xmlns:a="http://schemas.openxmlformats.org/drawingml/2006/main">
+              <a:graphicData uri="http://schemas.openxmlformats.org/drawingml/2006/picture">
+                <pic:pic xmlns:pic="http://schemas.openxmlformats.org/drawingml/2006/picture">
+                  <pic:nvPicPr>
+                    <pic:cNvPr id="24" name="Image5" descr="" title=""/>
+                    <pic:cNvPicPr>
+                      <a:picLocks noChangeAspect="1" noChangeArrowheads="1"/>
+                    </pic:cNvPicPr>
+                  </pic:nvPicPr>
+                  <pic:blipFill>
+                    <a:blip r:embed="rId25"/>
+                    <a:stretch>
+                      <a:fillRect/>
+                    </a:stretch>
+                  </pic:blipFill>
+                  <pic:spPr bwMode="auto">
+                    <a:xfrm>
+                      <a:off x="0" y="0"/>
+                      <a:ext cx="6120130" cy="3808095"/>
+                    </a:xfrm>
+                    <a:prstGeom prst="rect">
+                      <a:avLst/>
+                    </a:prstGeom>
+                  </pic:spPr>
+                </pic:pic>
+              </a:graphicData>
+            </a:graphic>
+          </wp:anchor>
+        </w:drawing>
+      </w:r>
+      <w:r>
+        <w:rPr/>
+        <w:t>изменить роль пользователя на администратора</w:t>
+      </w:r>
+    </w:p>
+    <w:p>
+      <w:pPr>
+        <w:pStyle w:val="Normal"/>
+        <w:bidi w:val="0"/>
+        <w:jc w:val="start"/>
+        <w:rPr/>
+      </w:pPr>
+      <w:r>
+        <w:rPr/>
+      </w:r>
+    </w:p>
+    <w:p>
+      <w:pPr>
+        <w:pStyle w:val="Normal"/>
+        <w:bidi w:val="0"/>
+        <w:jc w:val="start"/>
+        <w:rPr/>
+      </w:pPr>
+      <w:r>
+        <w:drawing>
+          <wp:anchor behindDoc="0" distT="0" distB="0" distL="0" distR="0" simplePos="0" locked="0" layoutInCell="0" allowOverlap="1" relativeHeight="26">
+            <wp:simplePos x="0" y="0"/>
+            <wp:positionH relativeFrom="column">
+              <wp:align>center</wp:align>
+            </wp:positionH>
+            <wp:positionV relativeFrom="paragraph">
+              <wp:posOffset>635</wp:posOffset>
+            </wp:positionV>
+            <wp:extent cx="6120130" cy="1066165"/>
+            <wp:effectExtent l="0" t="0" r="0" b="0"/>
+            <wp:wrapSquare wrapText="largest"/>
+            <wp:docPr id="25" name="Image6" descr="" title=""/>
+            <wp:cNvGraphicFramePr>
+              <a:graphicFrameLocks xmlns:a="http://schemas.openxmlformats.org/drawingml/2006/main" noChangeAspect="1"/>
+            </wp:cNvGraphicFramePr>
+            <a:graphic xmlns:a="http://schemas.openxmlformats.org/drawingml/2006/main">
+              <a:graphicData uri="http://schemas.openxmlformats.org/drawingml/2006/picture">
+                <pic:pic xmlns:pic="http://schemas.openxmlformats.org/drawingml/2006/picture">
+                  <pic:nvPicPr>
+                    <pic:cNvPr id="25" name="Image6" descr="" title=""/>
+                    <pic:cNvPicPr>
+                      <a:picLocks noChangeAspect="1" noChangeArrowheads="1"/>
+                    </pic:cNvPicPr>
+                  </pic:nvPicPr>
+                  <pic:blipFill>
+                    <a:blip r:embed="rId26"/>
+                    <a:stretch>
+                      <a:fillRect/>
+                    </a:stretch>
+                  </pic:blipFill>
+                  <pic:spPr bwMode="auto">
+                    <a:xfrm>
+                      <a:off x="0" y="0"/>
+                      <a:ext cx="6120130" cy="1066165"/>
+                    </a:xfrm>
+                    <a:prstGeom prst="rect">
+                      <a:avLst/>
+                    </a:prstGeom>
+                  </pic:spPr>
+                </pic:pic>
+              </a:graphicData>
+            </a:graphic>
+          </wp:anchor>
+        </w:drawing>
+      </w:r>
+      <w:r>
+        <w:rPr/>
+        <w:t>создание фабрики товаров</w:t>
       </w:r>
     </w:p>
     <w:sectPr>
@@ -1641,6 +2008,9 @@
     <w:pPr>
       <w:widowControl/>
       <w:suppressAutoHyphens w:val="true"/>
+      <w:kinsoku w:val="true"/>
+      <w:overflowPunct w:val="true"/>
+      <w:autoSpaceDE w:val="true"/>
       <w:bidi w:val="0"/>
       <w:spacing w:before="0" w:after="0"/>
       <w:jc w:val="start"/>
@@ -1661,8 +2031,8 @@
       <w:rFonts w:ascii="Liberation Mono" w:hAnsi="Liberation Mono" w:eastAsia="Noto Sans Mono CJK SC" w:cs="Liberation Mono"/>
     </w:rPr>
   </w:style>
-  <w:style w:type="paragraph" w:styleId="Style15">
-    <w:name w:val="Заголовок"/>
+  <w:style w:type="paragraph" w:styleId="Heading">
+    <w:name w:val="Heading"/>
     <w:basedOn w:val="Normal"/>
     <w:next w:val="BodyText"/>
     <w:qFormat/>
@@ -1706,6 +2076,32 @@
       <w:iCs/>
       <w:sz w:val="24"/>
       <w:szCs w:val="24"/>
+    </w:rPr>
+  </w:style>
+  <w:style w:type="paragraph" w:styleId="Index">
+    <w:name w:val="Index"/>
+    <w:basedOn w:val="Normal"/>
+    <w:qFormat/>
+    <w:pPr>
+      <w:suppressLineNumbers/>
+    </w:pPr>
+    <w:rPr>
+      <w:rFonts w:cs="Noto Sans Devanagari"/>
+    </w:rPr>
+  </w:style>
+  <w:style w:type="paragraph" w:styleId="Style15">
+    <w:name w:val="Заголовок"/>
+    <w:basedOn w:val="Normal"/>
+    <w:next w:val="BodyText"/>
+    <w:qFormat/>
+    <w:pPr>
+      <w:keepNext w:val="true"/>
+      <w:spacing w:before="240" w:after="120"/>
+    </w:pPr>
+    <w:rPr>
+      <w:rFonts w:ascii="Liberation Sans" w:hAnsi="Liberation Sans" w:eastAsia="Noto Sans CJK SC" w:cs="Noto Sans Devanagari"/>
+      <w:sz w:val="28"/>
+      <w:szCs w:val="28"/>
     </w:rPr>
   </w:style>
   <w:style w:type="paragraph" w:styleId="Style16">
